--- a/Band_3/Linear/Manuskript.docx
+++ b/Band_3/Linear/Manuskript.docx
@@ -219,7 +219,7 @@
           <w:rFonts w:ascii="Georgia" w:hAnsi="Georgia"/>
           <w:sz w:val="16"/>
         </w:rPr>
-        <w:t>ISBN: (wird vergeben)</w:t>
+        <w:t>ISBN: 9798181439672</w:t>
       </w:r>
     </w:p>
     <w:p>
@@ -648,14 +648,14 @@
       </w:r>
     </w:p>
     <w:p>
-      <w:bookmarkStart w:id="1757" w:name="kapitel_1"/>
+      <w:bookmarkStart w:id="5714" w:name="kapitel_1"/>
       <w:pPr>
         <w:pStyle w:val="Heading1"/>
       </w:pPr>
       <w:r>
         <w:t>Das zweite X</w:t>
       </w:r>
-      <w:bookmarkEnd w:id="1757"/>
+      <w:bookmarkEnd w:id="5714"/>
     </w:p>
     <w:p>
       <w:pPr>
@@ -1970,14 +1970,14 @@
       </w:r>
     </w:p>
     <w:p>
-      <w:bookmarkStart w:id="86877" w:name="kapitel_2"/>
+      <w:bookmarkStart w:id="96828" w:name="kapitel_2"/>
       <w:pPr>
         <w:pStyle w:val="Heading1"/>
       </w:pPr>
       <w:r>
         <w:t>Der Mann mit der Axt</w:t>
       </w:r>
-      <w:bookmarkEnd w:id="86877"/>
+      <w:bookmarkEnd w:id="96828"/>
     </w:p>
     <w:p>
       <w:pPr>
@@ -3058,7 +3058,7 @@
           <w:rFonts w:ascii="Georgia" w:hAnsi="Georgia"/>
           <w:sz w:val="22"/>
         </w:rPr>
-        <w:t>Jonas spürte, wie sein Mut sank. So weit waren sie gekommen. Und jetzt das.</w:t>
+        <w:t>Jonas' Schultern sackten nach unten. So weit waren sie gekommen. Und jetzt das.</w:t>
       </w:r>
     </w:p>
     <w:p>
@@ -3212,14 +3212,14 @@
       </w:r>
     </w:p>
     <w:p>
-      <w:bookmarkStart w:id="48487" w:name="kapitel_3"/>
+      <w:bookmarkStart w:id="61677" w:name="kapitel_3"/>
       <w:pPr>
         <w:pStyle w:val="Heading1"/>
       </w:pPr>
       <w:r>
         <w:t>Risse im Pflaster</w:t>
       </w:r>
-      <w:bookmarkEnd w:id="48487"/>
+      <w:bookmarkEnd w:id="61677"/>
     </w:p>
     <w:p>
       <w:pPr>
@@ -4149,7 +4149,7 @@
           <w:rFonts w:ascii="Georgia" w:hAnsi="Georgia"/>
           <w:sz w:val="22"/>
         </w:rPr>
-        <w:t>Jonas' Magen zog sich zusammen. Er dachte an das Loch im Wald. An das dunkle Wasser darunter. Hier war es genau dasselbe. Nur mitten im Dorf.</w:t>
+        <w:t>Ein Schauer lief Jonas über den Rücken. Er dachte an das Loch im Wald. An das dunkle Wasser darunter. Hier war es genau dasselbe. Nur mitten im Dorf.</w:t>
       </w:r>
     </w:p>
     <w:p>
@@ -4486,7 +4486,7 @@
           <w:rFonts w:ascii="Georgia" w:hAnsi="Georgia"/>
           <w:sz w:val="22"/>
         </w:rPr>
-        <w:t>Alles hing zusammen. Jonas spürte es ganz deutlich. Er wusste nur noch nicht, wie.</w:t>
+        <w:t>Alles hing zusammen. Jonas war sich ganz sicher. Er wusste nur noch nicht, wie.</w:t>
       </w:r>
     </w:p>
     <w:p>
@@ -4712,14 +4712,14 @@
       </w:r>
     </w:p>
     <w:p>
-      <w:bookmarkStart w:id="25548" w:name="kapitel_4"/>
+      <w:bookmarkStart w:id="98070" w:name="kapitel_4"/>
       <w:pPr>
         <w:pStyle w:val="Heading1"/>
       </w:pPr>
       <w:r>
         <w:t>Der Brief von Winter</w:t>
       </w:r>
-      <w:bookmarkEnd w:id="25548"/>
+      <w:bookmarkEnd w:id="98070"/>
     </w:p>
     <w:p>
       <w:pPr>
@@ -6152,14 +6152,14 @@
       </w:r>
     </w:p>
     <w:p>
-      <w:bookmarkStart w:id="37706" w:name="kapitel_5"/>
+      <w:bookmarkStart w:id="31581" w:name="kapitel_5"/>
       <w:pPr>
         <w:pStyle w:val="Heading1"/>
       </w:pPr>
       <w:r>
         <w:t>Die verschwundene Linie</w:t>
       </w:r>
-      <w:bookmarkEnd w:id="37706"/>
+      <w:bookmarkEnd w:id="31581"/>
     </w:p>
     <w:p>
       <w:pPr>
@@ -7255,14 +7255,14 @@
       </w:r>
     </w:p>
     <w:p>
-      <w:bookmarkStart w:id="48868" w:name="kapitel_6"/>
+      <w:bookmarkStart w:id="14506" w:name="kapitel_6"/>
       <w:pPr>
         <w:pStyle w:val="Heading1"/>
       </w:pPr>
       <w:r>
         <w:t>Der Förster</w:t>
       </w:r>
-      <w:bookmarkEnd w:id="48868"/>
+      <w:bookmarkEnd w:id="14506"/>
     </w:p>
     <w:p>
       <w:pPr>
@@ -7864,7 +7864,7 @@
           <w:rFonts w:ascii="Georgia" w:hAnsi="Georgia"/>
           <w:sz w:val="22"/>
         </w:rPr>
-        <w:t>Jonas' Mut sank.</w:t>
+        <w:t>In Jonas' Brust wurde alles eng.</w:t>
       </w:r>
     </w:p>
     <w:p>
@@ -8571,14 +8571,14 @@
       </w:r>
     </w:p>
     <w:p>
-      <w:bookmarkStart w:id="34128" w:name="kapitel_7"/>
+      <w:bookmarkStart w:id="52996" w:name="kapitel_7"/>
       <w:pPr>
         <w:pStyle w:val="Heading1"/>
       </w:pPr>
       <w:r>
         <w:t>Hohler Boden</w:t>
       </w:r>
-      <w:bookmarkEnd w:id="34128"/>
+      <w:bookmarkEnd w:id="52996"/>
     </w:p>
     <w:p>
       <w:pPr>
@@ -8890,7 +8890,7 @@
           <w:rFonts w:ascii="Georgia" w:hAnsi="Georgia"/>
           <w:sz w:val="22"/>
         </w:rPr>
-        <w:t>Sein Magen zog sich zusammen.</w:t>
+        <w:t>Ihm wurde schwindelig.</w:t>
       </w:r>
     </w:p>
     <w:p>
@@ -9804,14 +9804,14 @@
       </w:r>
     </w:p>
     <w:p>
-      <w:bookmarkStart w:id="65401" w:name="kapitel_8"/>
+      <w:bookmarkStart w:id="90915" w:name="kapitel_8"/>
       <w:pPr>
         <w:pStyle w:val="Heading1"/>
       </w:pPr>
       <w:r>
         <w:t>Das alte Wehr</w:t>
       </w:r>
-      <w:bookmarkEnd w:id="65401"/>
+      <w:bookmarkEnd w:id="90915"/>
     </w:p>
     <w:p>
       <w:pPr>
@@ -10989,14 +10989,14 @@
       </w:r>
     </w:p>
     <w:p>
-      <w:bookmarkStart w:id="20332" w:name="kapitel_9"/>
+      <w:bookmarkStart w:id="48582" w:name="kapitel_9"/>
       <w:pPr>
         <w:pStyle w:val="Heading1"/>
       </w:pPr>
       <w:r>
         <w:t>Der Weg zurück</w:t>
       </w:r>
-      <w:bookmarkEnd w:id="20332"/>
+      <w:bookmarkEnd w:id="48582"/>
     </w:p>
     <w:p>
       <w:pPr>
@@ -12270,14 +12270,14 @@
       </w:r>
     </w:p>
     <w:p>
-      <w:bookmarkStart w:id="47965" w:name="kapitel_10"/>
+      <w:bookmarkStart w:id="74790" w:name="kapitel_10"/>
       <w:pPr>
         <w:pStyle w:val="Heading1"/>
       </w:pPr>
       <w:r>
         <w:t>Zurück im Dorf</w:t>
       </w:r>
-      <w:bookmarkEnd w:id="47965"/>
+      <w:bookmarkEnd w:id="74790"/>
     </w:p>
     <w:p>
       <w:pPr>
@@ -13442,14 +13442,14 @@
       </w:r>
     </w:p>
     <w:p>
-      <w:bookmarkStart w:id="93536" w:name="kapitel_11"/>
+      <w:bookmarkStart w:id="69890" w:name="kapitel_11"/>
       <w:pPr>
         <w:pStyle w:val="Heading1"/>
       </w:pPr>
       <w:r>
         <w:t>Der erste Versuch</w:t>
       </w:r>
-      <w:bookmarkEnd w:id="93536"/>
+      <w:bookmarkEnd w:id="69890"/>
     </w:p>
     <w:p>
       <w:pPr>
@@ -14542,14 +14542,14 @@
       </w:r>
     </w:p>
     <w:p>
-      <w:bookmarkStart w:id="83799" w:name="kapitel_12"/>
+      <w:bookmarkStart w:id="48892" w:name="kapitel_12"/>
       <w:pPr>
         <w:pStyle w:val="Heading1"/>
       </w:pPr>
       <w:r>
         <w:t>Jetzt regnet es</w:t>
       </w:r>
-      <w:bookmarkEnd w:id="83799"/>
+      <w:bookmarkEnd w:id="48892"/>
     </w:p>
     <w:p>
       <w:pPr>
@@ -15499,14 +15499,14 @@
       </w:r>
     </w:p>
     <w:p>
-      <w:bookmarkStart w:id="53415" w:name="kapitel_13"/>
+      <w:bookmarkStart w:id="10554" w:name="kapitel_13"/>
       <w:pPr>
         <w:pStyle w:val="Heading1"/>
       </w:pPr>
       <w:r>
         <w:t>Bens Idee am Wehr</w:t>
       </w:r>
-      <w:bookmarkEnd w:id="53415"/>
+      <w:bookmarkEnd w:id="10554"/>
     </w:p>
     <w:p>
       <w:pPr>
@@ -15613,7 +15613,7 @@
           <w:rFonts w:ascii="Georgia" w:hAnsi="Georgia"/>
           <w:sz w:val="22"/>
         </w:rPr>
-        <w:t>Der Regen prasselte. Das Wasser stieg. Und Jonas spürte, wie die letzte Hoffnung davonschwamm.</w:t>
+        <w:t>Der Regen prasselte. Das Wasser stieg. Und Jonas' Magen wurde schwer wie Stein.</w:t>
       </w:r>
     </w:p>
     <w:p>
@@ -16302,7 +16302,7 @@
           <w:rFonts w:ascii="Georgia" w:hAnsi="Georgia"/>
           <w:sz w:val="22"/>
         </w:rPr>
-        <w:t>„Hunderte von Jahren", sagte er. „Seit hunderten von Jahren hat niemand diesen Griff bewegt. Er ist eingerostet, verkeilt, festgebacken. Wir kriegen ihn nicht auf."</w:t>
+        <w:t>„Hunderte von Jahren", sagte er. „So lange hat niemand diesen Griff bewegt. Er ist eingerostet, verkeilt, festgebacken. Wir kriegen ihn nicht auf."</w:t>
       </w:r>
     </w:p>
     <w:p>
@@ -16528,14 +16528,14 @@
       </w:r>
     </w:p>
     <w:p>
-      <w:bookmarkStart w:id="83520" w:name="kapitel_14"/>
+      <w:bookmarkStart w:id="2018" w:name="kapitel_14"/>
       <w:pPr>
         <w:pStyle w:val="Heading1"/>
       </w:pPr>
       <w:r>
         <w:t>Vier Hände</w:t>
       </w:r>
-      <w:bookmarkEnd w:id="83520"/>
+      <w:bookmarkEnd w:id="2018"/>
     </w:p>
     <w:p>
       <w:pPr>
@@ -17653,14 +17653,14 @@
       </w:r>
     </w:p>
     <w:p>
-      <w:bookmarkStart w:id="19131" w:name="kapitel_15"/>
+      <w:bookmarkStart w:id="85711" w:name="kapitel_15"/>
       <w:pPr>
         <w:pStyle w:val="Heading1"/>
       </w:pPr>
       <w:r>
         <w:t>Heinrich Winter</w:t>
       </w:r>
-      <w:bookmarkEnd w:id="19131"/>
+      <w:bookmarkEnd w:id="85711"/>
     </w:p>
     <w:p>
       <w:pPr>
@@ -18876,14 +18876,14 @@
       </w:r>
     </w:p>
     <w:p>
-      <w:bookmarkStart w:id="82308" w:name="kapitel_16"/>
+      <w:bookmarkStart w:id="85111" w:name="kapitel_16"/>
       <w:pPr>
         <w:pStyle w:val="Heading1"/>
       </w:pPr>
       <w:r>
         <w:t>Das letzte Zittern</w:t>
       </w:r>
-      <w:bookmarkEnd w:id="82308"/>
+      <w:bookmarkEnd w:id="85111"/>
     </w:p>
     <w:p>
       <w:pPr>
@@ -20037,14 +20037,14 @@
       </w:r>
     </w:p>
     <w:p>
-      <w:bookmarkStart w:id="60623" w:name="kapitel_17"/>
+      <w:bookmarkStart w:id="62365" w:name="kapitel_17"/>
       <w:pPr>
         <w:pStyle w:val="Heading1"/>
       </w:pPr>
       <w:r>
         <w:t>Das Dorf atmet auf</w:t>
       </w:r>
-      <w:bookmarkEnd w:id="60623"/>
+      <w:bookmarkEnd w:id="62365"/>
     </w:p>
     <w:p>
       <w:pPr>
@@ -20333,7 +20333,7 @@
           <w:rFonts w:ascii="Georgia" w:hAnsi="Georgia"/>
           <w:sz w:val="22"/>
         </w:rPr>
-        <w:t>Jonas saß auf einem Stein in der Nähe. Er wollte gerade aufstehen und gehen. Aber irgendetwas hielt ihn zurück. Er spürte, dass jetzt etwas Wichtiges geschah.</w:t>
+        <w:t>Jonas saß auf einem Stein in der Nähe. Er wollte gerade aufstehen und gehen. Aber irgendetwas hielt ihn zurück. Etwas Wichtiges lag in der Luft. Das merkte er genau.</w:t>
       </w:r>
     </w:p>
     <w:p>
@@ -21223,14 +21223,14 @@
       </w:r>
     </w:p>
     <w:p>
-      <w:bookmarkStart w:id="69053" w:name="kapitel_18"/>
+      <w:bookmarkStart w:id="87840" w:name="kapitel_18"/>
       <w:pPr>
         <w:pStyle w:val="Heading1"/>
       </w:pPr>
       <w:r>
         <w:t>Der Förster und der Wald</w:t>
       </w:r>
-      <w:bookmarkEnd w:id="69053"/>
+      <w:bookmarkEnd w:id="87840"/>
     </w:p>
     <w:p>
       <w:pPr>
@@ -22336,14 +22336,14 @@
       </w:r>
     </w:p>
     <w:p>
-      <w:bookmarkStart w:id="17157" w:name="kapitel_19"/>
+      <w:bookmarkStart w:id="56071" w:name="kapitel_19"/>
       <w:pPr>
         <w:pStyle w:val="Heading1"/>
       </w:pPr>
       <w:r>
         <w:t>Der Anfang von etwas Größerem</w:t>
       </w:r>
-      <w:bookmarkEnd w:id="17157"/>
+      <w:bookmarkEnd w:id="56071"/>
     </w:p>
     <w:p>
       <w:pPr>

--- a/Band_3/Linear/Manuskript.docx
+++ b/Band_3/Linear/Manuskript.docx
@@ -169,38 +169,6 @@
           <w:sz w:val="16"/>
         </w:rPr>
         <w:t>Independently published</w:t>
-      </w:r>
-    </w:p>
-    <w:p>
-      <w:pPr>
-        <w:spacing w:after="40"/>
-        <w:jc w:val="left"/>
-      </w:pPr>
-    </w:p>
-    <w:p>
-      <w:pPr>
-        <w:spacing w:after="40"/>
-        <w:jc w:val="left"/>
-      </w:pPr>
-      <w:r>
-        <w:rPr>
-          <w:rFonts w:ascii="Georgia" w:hAnsi="Georgia"/>
-          <w:sz w:val="16"/>
-        </w:rPr>
-        <w:t>Coverdesign: Benjamin Krug</w:t>
-      </w:r>
-    </w:p>
-    <w:p>
-      <w:pPr>
-        <w:spacing w:after="40"/>
-        <w:jc w:val="left"/>
-      </w:pPr>
-      <w:r>
-        <w:rPr>
-          <w:rFonts w:ascii="Georgia" w:hAnsi="Georgia"/>
-          <w:sz w:val="16"/>
-        </w:rPr>
-        <w:t>Satz und Layout: Benjamin Krug</w:t>
       </w:r>
     </w:p>
     <w:p>
@@ -648,14 +616,14 @@
       </w:r>
     </w:p>
     <w:p>
-      <w:bookmarkStart w:id="5714" w:name="kapitel_1"/>
+      <w:bookmarkStart w:id="58894" w:name="kapitel_1"/>
       <w:pPr>
         <w:pStyle w:val="Heading1"/>
       </w:pPr>
       <w:r>
         <w:t>Das zweite X</w:t>
       </w:r>
-      <w:bookmarkEnd w:id="5714"/>
+      <w:bookmarkEnd w:id="58894"/>
     </w:p>
     <w:p>
       <w:pPr>
@@ -1970,14 +1938,14 @@
       </w:r>
     </w:p>
     <w:p>
-      <w:bookmarkStart w:id="96828" w:name="kapitel_2"/>
+      <w:bookmarkStart w:id="76175" w:name="kapitel_2"/>
       <w:pPr>
         <w:pStyle w:val="Heading1"/>
       </w:pPr>
       <w:r>
         <w:t>Der Mann mit der Axt</w:t>
       </w:r>
-      <w:bookmarkEnd w:id="96828"/>
+      <w:bookmarkEnd w:id="76175"/>
     </w:p>
     <w:p>
       <w:pPr>
@@ -3212,14 +3180,14 @@
       </w:r>
     </w:p>
     <w:p>
-      <w:bookmarkStart w:id="61677" w:name="kapitel_3"/>
+      <w:bookmarkStart w:id="46605" w:name="kapitel_3"/>
       <w:pPr>
         <w:pStyle w:val="Heading1"/>
       </w:pPr>
       <w:r>
         <w:t>Risse im Pflaster</w:t>
       </w:r>
-      <w:bookmarkEnd w:id="61677"/>
+      <w:bookmarkEnd w:id="46605"/>
     </w:p>
     <w:p>
       <w:pPr>
@@ -4712,14 +4680,14 @@
       </w:r>
     </w:p>
     <w:p>
-      <w:bookmarkStart w:id="98070" w:name="kapitel_4"/>
+      <w:bookmarkStart w:id="15632" w:name="kapitel_4"/>
       <w:pPr>
         <w:pStyle w:val="Heading1"/>
       </w:pPr>
       <w:r>
         <w:t>Der Brief von Winter</w:t>
       </w:r>
-      <w:bookmarkEnd w:id="98070"/>
+      <w:bookmarkEnd w:id="15632"/>
     </w:p>
     <w:p>
       <w:pPr>
@@ -6152,14 +6120,14 @@
       </w:r>
     </w:p>
     <w:p>
-      <w:bookmarkStart w:id="31581" w:name="kapitel_5"/>
+      <w:bookmarkStart w:id="39690" w:name="kapitel_5"/>
       <w:pPr>
         <w:pStyle w:val="Heading1"/>
       </w:pPr>
       <w:r>
         <w:t>Die verschwundene Linie</w:t>
       </w:r>
-      <w:bookmarkEnd w:id="31581"/>
+      <w:bookmarkEnd w:id="39690"/>
     </w:p>
     <w:p>
       <w:pPr>
@@ -7255,14 +7223,14 @@
       </w:r>
     </w:p>
     <w:p>
-      <w:bookmarkStart w:id="14506" w:name="kapitel_6"/>
+      <w:bookmarkStart w:id="31490" w:name="kapitel_6"/>
       <w:pPr>
         <w:pStyle w:val="Heading1"/>
       </w:pPr>
       <w:r>
         <w:t>Der Förster</w:t>
       </w:r>
-      <w:bookmarkEnd w:id="14506"/>
+      <w:bookmarkEnd w:id="31490"/>
     </w:p>
     <w:p>
       <w:pPr>
@@ -8571,14 +8539,14 @@
       </w:r>
     </w:p>
     <w:p>
-      <w:bookmarkStart w:id="52996" w:name="kapitel_7"/>
+      <w:bookmarkStart w:id="85151" w:name="kapitel_7"/>
       <w:pPr>
         <w:pStyle w:val="Heading1"/>
       </w:pPr>
       <w:r>
         <w:t>Hohler Boden</w:t>
       </w:r>
-      <w:bookmarkEnd w:id="52996"/>
+      <w:bookmarkEnd w:id="85151"/>
     </w:p>
     <w:p>
       <w:pPr>
@@ -9804,14 +9772,14 @@
       </w:r>
     </w:p>
     <w:p>
-      <w:bookmarkStart w:id="90915" w:name="kapitel_8"/>
+      <w:bookmarkStart w:id="87740" w:name="kapitel_8"/>
       <w:pPr>
         <w:pStyle w:val="Heading1"/>
       </w:pPr>
       <w:r>
         <w:t>Das alte Wehr</w:t>
       </w:r>
-      <w:bookmarkEnd w:id="90915"/>
+      <w:bookmarkEnd w:id="87740"/>
     </w:p>
     <w:p>
       <w:pPr>
@@ -10989,14 +10957,14 @@
       </w:r>
     </w:p>
     <w:p>
-      <w:bookmarkStart w:id="48582" w:name="kapitel_9"/>
+      <w:bookmarkStart w:id="41547" w:name="kapitel_9"/>
       <w:pPr>
         <w:pStyle w:val="Heading1"/>
       </w:pPr>
       <w:r>
         <w:t>Der Weg zurück</w:t>
       </w:r>
-      <w:bookmarkEnd w:id="48582"/>
+      <w:bookmarkEnd w:id="41547"/>
     </w:p>
     <w:p>
       <w:pPr>
@@ -12270,14 +12238,14 @@
       </w:r>
     </w:p>
     <w:p>
-      <w:bookmarkStart w:id="74790" w:name="kapitel_10"/>
+      <w:bookmarkStart w:id="69115" w:name="kapitel_10"/>
       <w:pPr>
         <w:pStyle w:val="Heading1"/>
       </w:pPr>
       <w:r>
         <w:t>Zurück im Dorf</w:t>
       </w:r>
-      <w:bookmarkEnd w:id="74790"/>
+      <w:bookmarkEnd w:id="69115"/>
     </w:p>
     <w:p>
       <w:pPr>
@@ -13442,14 +13410,14 @@
       </w:r>
     </w:p>
     <w:p>
-      <w:bookmarkStart w:id="69890" w:name="kapitel_11"/>
+      <w:bookmarkStart w:id="57241" w:name="kapitel_11"/>
       <w:pPr>
         <w:pStyle w:val="Heading1"/>
       </w:pPr>
       <w:r>
         <w:t>Der erste Versuch</w:t>
       </w:r>
-      <w:bookmarkEnd w:id="69890"/>
+      <w:bookmarkEnd w:id="57241"/>
     </w:p>
     <w:p>
       <w:pPr>
@@ -14542,14 +14510,14 @@
       </w:r>
     </w:p>
     <w:p>
-      <w:bookmarkStart w:id="48892" w:name="kapitel_12"/>
+      <w:bookmarkStart w:id="11370" w:name="kapitel_12"/>
       <w:pPr>
         <w:pStyle w:val="Heading1"/>
       </w:pPr>
       <w:r>
         <w:t>Jetzt regnet es</w:t>
       </w:r>
-      <w:bookmarkEnd w:id="48892"/>
+      <w:bookmarkEnd w:id="11370"/>
     </w:p>
     <w:p>
       <w:pPr>
@@ -15499,14 +15467,14 @@
       </w:r>
     </w:p>
     <w:p>
-      <w:bookmarkStart w:id="10554" w:name="kapitel_13"/>
+      <w:bookmarkStart w:id="94280" w:name="kapitel_13"/>
       <w:pPr>
         <w:pStyle w:val="Heading1"/>
       </w:pPr>
       <w:r>
         <w:t>Bens Idee am Wehr</w:t>
       </w:r>
-      <w:bookmarkEnd w:id="10554"/>
+      <w:bookmarkEnd w:id="94280"/>
     </w:p>
     <w:p>
       <w:pPr>
@@ -16528,14 +16496,14 @@
       </w:r>
     </w:p>
     <w:p>
-      <w:bookmarkStart w:id="2018" w:name="kapitel_14"/>
+      <w:bookmarkStart w:id="13411" w:name="kapitel_14"/>
       <w:pPr>
         <w:pStyle w:val="Heading1"/>
       </w:pPr>
       <w:r>
         <w:t>Vier Hände</w:t>
       </w:r>
-      <w:bookmarkEnd w:id="2018"/>
+      <w:bookmarkEnd w:id="13411"/>
     </w:p>
     <w:p>
       <w:pPr>
@@ -17653,14 +17621,14 @@
       </w:r>
     </w:p>
     <w:p>
-      <w:bookmarkStart w:id="85711" w:name="kapitel_15"/>
+      <w:bookmarkStart w:id="830" w:name="kapitel_15"/>
       <w:pPr>
         <w:pStyle w:val="Heading1"/>
       </w:pPr>
       <w:r>
         <w:t>Heinrich Winter</w:t>
       </w:r>
-      <w:bookmarkEnd w:id="85711"/>
+      <w:bookmarkEnd w:id="830"/>
     </w:p>
     <w:p>
       <w:pPr>
@@ -18876,14 +18844,14 @@
       </w:r>
     </w:p>
     <w:p>
-      <w:bookmarkStart w:id="85111" w:name="kapitel_16"/>
+      <w:bookmarkStart w:id="65644" w:name="kapitel_16"/>
       <w:pPr>
         <w:pStyle w:val="Heading1"/>
       </w:pPr>
       <w:r>
         <w:t>Das letzte Zittern</w:t>
       </w:r>
-      <w:bookmarkEnd w:id="85111"/>
+      <w:bookmarkEnd w:id="65644"/>
     </w:p>
     <w:p>
       <w:pPr>
@@ -20037,14 +20005,14 @@
       </w:r>
     </w:p>
     <w:p>
-      <w:bookmarkStart w:id="62365" w:name="kapitel_17"/>
+      <w:bookmarkStart w:id="66341" w:name="kapitel_17"/>
       <w:pPr>
         <w:pStyle w:val="Heading1"/>
       </w:pPr>
       <w:r>
         <w:t>Das Dorf atmet auf</w:t>
       </w:r>
-      <w:bookmarkEnd w:id="62365"/>
+      <w:bookmarkEnd w:id="66341"/>
     </w:p>
     <w:p>
       <w:pPr>
@@ -21223,14 +21191,14 @@
       </w:r>
     </w:p>
     <w:p>
-      <w:bookmarkStart w:id="87840" w:name="kapitel_18"/>
+      <w:bookmarkStart w:id="57566" w:name="kapitel_18"/>
       <w:pPr>
         <w:pStyle w:val="Heading1"/>
       </w:pPr>
       <w:r>
         <w:t>Der Förster und der Wald</w:t>
       </w:r>
-      <w:bookmarkEnd w:id="87840"/>
+      <w:bookmarkEnd w:id="57566"/>
     </w:p>
     <w:p>
       <w:pPr>
@@ -22336,14 +22304,14 @@
       </w:r>
     </w:p>
     <w:p>
-      <w:bookmarkStart w:id="56071" w:name="kapitel_19"/>
+      <w:bookmarkStart w:id="46989" w:name="kapitel_19"/>
       <w:pPr>
         <w:pStyle w:val="Heading1"/>
       </w:pPr>
       <w:r>
         <w:t>Der Anfang von etwas Größerem</w:t>
       </w:r>
-      <w:bookmarkEnd w:id="56071"/>
+      <w:bookmarkEnd w:id="46989"/>
     </w:p>
     <w:p>
       <w:pPr>

--- a/Band_3/Linear/Manuskript.docx
+++ b/Band_3/Linear/Manuskript.docx
@@ -604,7 +604,7 @@
     </w:p>
     <w:p>
       <w:pPr>
-        <w:spacing w:after="200"/>
+        <w:spacing w:before="0" w:after="1120"/>
       </w:pPr>
     </w:p>
     <w:p>
@@ -612,18 +612,21 @@
         <w:pStyle w:val="Heading2"/>
       </w:pPr>
       <w:r>
-        <w:t>Kapitel 1</w:t>
-      </w:r>
-    </w:p>
-    <w:p>
-      <w:bookmarkStart w:id="58894" w:name="kapitel_1"/>
+        <w:rPr>
+          <w:spacing w:val="52"/>
+        </w:rPr>
+        <w:t>KAPITEL 1</w:t>
+      </w:r>
+    </w:p>
+    <w:p>
+      <w:bookmarkStart w:id="93156" w:name="kapitel_1"/>
       <w:pPr>
         <w:pStyle w:val="Heading1"/>
       </w:pPr>
       <w:r>
         <w:t>Das zweite X</w:t>
       </w:r>
-      <w:bookmarkEnd w:id="58894"/>
+      <w:bookmarkEnd w:id="93156"/>
     </w:p>
     <w:p>
       <w:pPr>
@@ -1926,7 +1929,7 @@
     </w:p>
     <w:p>
       <w:pPr>
-        <w:spacing w:after="200"/>
+        <w:spacing w:before="0" w:after="1120"/>
       </w:pPr>
     </w:p>
     <w:p>
@@ -1934,18 +1937,21 @@
         <w:pStyle w:val="Heading2"/>
       </w:pPr>
       <w:r>
-        <w:t>Kapitel 2</w:t>
-      </w:r>
-    </w:p>
-    <w:p>
-      <w:bookmarkStart w:id="76175" w:name="kapitel_2"/>
+        <w:rPr>
+          <w:spacing w:val="52"/>
+        </w:rPr>
+        <w:t>KAPITEL 2</w:t>
+      </w:r>
+    </w:p>
+    <w:p>
+      <w:bookmarkStart w:id="65955" w:name="kapitel_2"/>
       <w:pPr>
         <w:pStyle w:val="Heading1"/>
       </w:pPr>
       <w:r>
         <w:t>Der Mann mit der Axt</w:t>
       </w:r>
-      <w:bookmarkEnd w:id="76175"/>
+      <w:bookmarkEnd w:id="65955"/>
     </w:p>
     <w:p>
       <w:pPr>
@@ -3168,7 +3174,7 @@
     </w:p>
     <w:p>
       <w:pPr>
-        <w:spacing w:after="200"/>
+        <w:spacing w:before="0" w:after="1120"/>
       </w:pPr>
     </w:p>
     <w:p>
@@ -3176,18 +3182,21 @@
         <w:pStyle w:val="Heading2"/>
       </w:pPr>
       <w:r>
-        <w:t>Kapitel 3</w:t>
-      </w:r>
-    </w:p>
-    <w:p>
-      <w:bookmarkStart w:id="46605" w:name="kapitel_3"/>
+        <w:rPr>
+          <w:spacing w:val="52"/>
+        </w:rPr>
+        <w:t>KAPITEL 3</w:t>
+      </w:r>
+    </w:p>
+    <w:p>
+      <w:bookmarkStart w:id="18443" w:name="kapitel_3"/>
       <w:pPr>
         <w:pStyle w:val="Heading1"/>
       </w:pPr>
       <w:r>
         <w:t>Risse im Pflaster</w:t>
       </w:r>
-      <w:bookmarkEnd w:id="46605"/>
+      <w:bookmarkEnd w:id="18443"/>
     </w:p>
     <w:p>
       <w:pPr>
@@ -4668,7 +4677,7 @@
     </w:p>
     <w:p>
       <w:pPr>
-        <w:spacing w:after="200"/>
+        <w:spacing w:before="0" w:after="1120"/>
       </w:pPr>
     </w:p>
     <w:p>
@@ -4676,18 +4685,21 @@
         <w:pStyle w:val="Heading2"/>
       </w:pPr>
       <w:r>
-        <w:t>Kapitel 4</w:t>
-      </w:r>
-    </w:p>
-    <w:p>
-      <w:bookmarkStart w:id="15632" w:name="kapitel_4"/>
+        <w:rPr>
+          <w:spacing w:val="52"/>
+        </w:rPr>
+        <w:t>KAPITEL 4</w:t>
+      </w:r>
+    </w:p>
+    <w:p>
+      <w:bookmarkStart w:id="8342" w:name="kapitel_4"/>
       <w:pPr>
         <w:pStyle w:val="Heading1"/>
       </w:pPr>
       <w:r>
         <w:t>Der Brief von Winter</w:t>
       </w:r>
-      <w:bookmarkEnd w:id="15632"/>
+      <w:bookmarkEnd w:id="8342"/>
     </w:p>
     <w:p>
       <w:pPr>
@@ -6108,7 +6120,7 @@
     </w:p>
     <w:p>
       <w:pPr>
-        <w:spacing w:after="200"/>
+        <w:spacing w:before="0" w:after="1120"/>
       </w:pPr>
     </w:p>
     <w:p>
@@ -6116,18 +6128,21 @@
         <w:pStyle w:val="Heading2"/>
       </w:pPr>
       <w:r>
-        <w:t>Kapitel 5</w:t>
-      </w:r>
-    </w:p>
-    <w:p>
-      <w:bookmarkStart w:id="39690" w:name="kapitel_5"/>
+        <w:rPr>
+          <w:spacing w:val="52"/>
+        </w:rPr>
+        <w:t>KAPITEL 5</w:t>
+      </w:r>
+    </w:p>
+    <w:p>
+      <w:bookmarkStart w:id="47519" w:name="kapitel_5"/>
       <w:pPr>
         <w:pStyle w:val="Heading1"/>
       </w:pPr>
       <w:r>
         <w:t>Die verschwundene Linie</w:t>
       </w:r>
-      <w:bookmarkEnd w:id="39690"/>
+      <w:bookmarkEnd w:id="47519"/>
     </w:p>
     <w:p>
       <w:pPr>
@@ -7211,7 +7226,7 @@
     </w:p>
     <w:p>
       <w:pPr>
-        <w:spacing w:after="200"/>
+        <w:spacing w:before="0" w:after="1120"/>
       </w:pPr>
     </w:p>
     <w:p>
@@ -7219,18 +7234,21 @@
         <w:pStyle w:val="Heading2"/>
       </w:pPr>
       <w:r>
-        <w:t>Kapitel 6</w:t>
-      </w:r>
-    </w:p>
-    <w:p>
-      <w:bookmarkStart w:id="31490" w:name="kapitel_6"/>
+        <w:rPr>
+          <w:spacing w:val="52"/>
+        </w:rPr>
+        <w:t>KAPITEL 6</w:t>
+      </w:r>
+    </w:p>
+    <w:p>
+      <w:bookmarkStart w:id="71177" w:name="kapitel_6"/>
       <w:pPr>
         <w:pStyle w:val="Heading1"/>
       </w:pPr>
       <w:r>
         <w:t>Der Förster</w:t>
       </w:r>
-      <w:bookmarkEnd w:id="31490"/>
+      <w:bookmarkEnd w:id="71177"/>
     </w:p>
     <w:p>
       <w:pPr>
@@ -8527,7 +8545,7 @@
     </w:p>
     <w:p>
       <w:pPr>
-        <w:spacing w:after="200"/>
+        <w:spacing w:before="0" w:after="1120"/>
       </w:pPr>
     </w:p>
     <w:p>
@@ -8535,18 +8553,21 @@
         <w:pStyle w:val="Heading2"/>
       </w:pPr>
       <w:r>
-        <w:t>Kapitel 7</w:t>
-      </w:r>
-    </w:p>
-    <w:p>
-      <w:bookmarkStart w:id="85151" w:name="kapitel_7"/>
+        <w:rPr>
+          <w:spacing w:val="52"/>
+        </w:rPr>
+        <w:t>KAPITEL 7</w:t>
+      </w:r>
+    </w:p>
+    <w:p>
+      <w:bookmarkStart w:id="71661" w:name="kapitel_7"/>
       <w:pPr>
         <w:pStyle w:val="Heading1"/>
       </w:pPr>
       <w:r>
         <w:t>Hohler Boden</w:t>
       </w:r>
-      <w:bookmarkEnd w:id="85151"/>
+      <w:bookmarkEnd w:id="71661"/>
     </w:p>
     <w:p>
       <w:pPr>
@@ -9760,7 +9781,7 @@
     </w:p>
     <w:p>
       <w:pPr>
-        <w:spacing w:after="200"/>
+        <w:spacing w:before="0" w:after="1120"/>
       </w:pPr>
     </w:p>
     <w:p>
@@ -9768,18 +9789,21 @@
         <w:pStyle w:val="Heading2"/>
       </w:pPr>
       <w:r>
-        <w:t>Kapitel 8</w:t>
-      </w:r>
-    </w:p>
-    <w:p>
-      <w:bookmarkStart w:id="87740" w:name="kapitel_8"/>
+        <w:rPr>
+          <w:spacing w:val="52"/>
+        </w:rPr>
+        <w:t>KAPITEL 8</w:t>
+      </w:r>
+    </w:p>
+    <w:p>
+      <w:bookmarkStart w:id="56284" w:name="kapitel_8"/>
       <w:pPr>
         <w:pStyle w:val="Heading1"/>
       </w:pPr>
       <w:r>
         <w:t>Das alte Wehr</w:t>
       </w:r>
-      <w:bookmarkEnd w:id="87740"/>
+      <w:bookmarkEnd w:id="56284"/>
     </w:p>
     <w:p>
       <w:pPr>
@@ -10945,7 +10969,7 @@
     </w:p>
     <w:p>
       <w:pPr>
-        <w:spacing w:after="200"/>
+        <w:spacing w:before="0" w:after="1120"/>
       </w:pPr>
     </w:p>
     <w:p>
@@ -10953,18 +10977,21 @@
         <w:pStyle w:val="Heading2"/>
       </w:pPr>
       <w:r>
-        <w:t>Kapitel 9</w:t>
-      </w:r>
-    </w:p>
-    <w:p>
-      <w:bookmarkStart w:id="41547" w:name="kapitel_9"/>
+        <w:rPr>
+          <w:spacing w:val="52"/>
+        </w:rPr>
+        <w:t>KAPITEL 9</w:t>
+      </w:r>
+    </w:p>
+    <w:p>
+      <w:bookmarkStart w:id="9094" w:name="kapitel_9"/>
       <w:pPr>
         <w:pStyle w:val="Heading1"/>
       </w:pPr>
       <w:r>
         <w:t>Der Weg zurück</w:t>
       </w:r>
-      <w:bookmarkEnd w:id="41547"/>
+      <w:bookmarkEnd w:id="9094"/>
     </w:p>
     <w:p>
       <w:pPr>
@@ -12226,7 +12253,7 @@
     </w:p>
     <w:p>
       <w:pPr>
-        <w:spacing w:after="200"/>
+        <w:spacing w:before="0" w:after="1120"/>
       </w:pPr>
     </w:p>
     <w:p>
@@ -12234,18 +12261,21 @@
         <w:pStyle w:val="Heading2"/>
       </w:pPr>
       <w:r>
-        <w:t>Kapitel 10</w:t>
-      </w:r>
-    </w:p>
-    <w:p>
-      <w:bookmarkStart w:id="69115" w:name="kapitel_10"/>
+        <w:rPr>
+          <w:spacing w:val="52"/>
+        </w:rPr>
+        <w:t>KAPITEL 10</w:t>
+      </w:r>
+    </w:p>
+    <w:p>
+      <w:bookmarkStart w:id="40840" w:name="kapitel_10"/>
       <w:pPr>
         <w:pStyle w:val="Heading1"/>
       </w:pPr>
       <w:r>
         <w:t>Zurück im Dorf</w:t>
       </w:r>
-      <w:bookmarkEnd w:id="69115"/>
+      <w:bookmarkEnd w:id="40840"/>
     </w:p>
     <w:p>
       <w:pPr>
@@ -13398,7 +13428,7 @@
     </w:p>
     <w:p>
       <w:pPr>
-        <w:spacing w:after="200"/>
+        <w:spacing w:before="0" w:after="1120"/>
       </w:pPr>
     </w:p>
     <w:p>
@@ -13406,18 +13436,21 @@
         <w:pStyle w:val="Heading2"/>
       </w:pPr>
       <w:r>
-        <w:t>Kapitel 11</w:t>
-      </w:r>
-    </w:p>
-    <w:p>
-      <w:bookmarkStart w:id="57241" w:name="kapitel_11"/>
+        <w:rPr>
+          <w:spacing w:val="52"/>
+        </w:rPr>
+        <w:t>KAPITEL 11</w:t>
+      </w:r>
+    </w:p>
+    <w:p>
+      <w:bookmarkStart w:id="66752" w:name="kapitel_11"/>
       <w:pPr>
         <w:pStyle w:val="Heading1"/>
       </w:pPr>
       <w:r>
         <w:t>Der erste Versuch</w:t>
       </w:r>
-      <w:bookmarkEnd w:id="57241"/>
+      <w:bookmarkEnd w:id="66752"/>
     </w:p>
     <w:p>
       <w:pPr>
@@ -14498,7 +14531,7 @@
     </w:p>
     <w:p>
       <w:pPr>
-        <w:spacing w:after="200"/>
+        <w:spacing w:before="0" w:after="1120"/>
       </w:pPr>
     </w:p>
     <w:p>
@@ -14506,18 +14539,21 @@
         <w:pStyle w:val="Heading2"/>
       </w:pPr>
       <w:r>
-        <w:t>Kapitel 12</w:t>
-      </w:r>
-    </w:p>
-    <w:p>
-      <w:bookmarkStart w:id="11370" w:name="kapitel_12"/>
+        <w:rPr>
+          <w:spacing w:val="52"/>
+        </w:rPr>
+        <w:t>KAPITEL 12</w:t>
+      </w:r>
+    </w:p>
+    <w:p>
+      <w:bookmarkStart w:id="45279" w:name="kapitel_12"/>
       <w:pPr>
         <w:pStyle w:val="Heading1"/>
       </w:pPr>
       <w:r>
         <w:t>Jetzt regnet es</w:t>
       </w:r>
-      <w:bookmarkEnd w:id="11370"/>
+      <w:bookmarkEnd w:id="45279"/>
     </w:p>
     <w:p>
       <w:pPr>
@@ -15455,7 +15491,7 @@
     </w:p>
     <w:p>
       <w:pPr>
-        <w:spacing w:after="200"/>
+        <w:spacing w:before="0" w:after="1120"/>
       </w:pPr>
     </w:p>
     <w:p>
@@ -15463,18 +15499,21 @@
         <w:pStyle w:val="Heading2"/>
       </w:pPr>
       <w:r>
-        <w:t>Kapitel 13</w:t>
-      </w:r>
-    </w:p>
-    <w:p>
-      <w:bookmarkStart w:id="94280" w:name="kapitel_13"/>
+        <w:rPr>
+          <w:spacing w:val="52"/>
+        </w:rPr>
+        <w:t>KAPITEL 13</w:t>
+      </w:r>
+    </w:p>
+    <w:p>
+      <w:bookmarkStart w:id="16512" w:name="kapitel_13"/>
       <w:pPr>
         <w:pStyle w:val="Heading1"/>
       </w:pPr>
       <w:r>
         <w:t>Bens Idee am Wehr</w:t>
       </w:r>
-      <w:bookmarkEnd w:id="94280"/>
+      <w:bookmarkEnd w:id="16512"/>
     </w:p>
     <w:p>
       <w:pPr>
@@ -16484,7 +16523,7 @@
     </w:p>
     <w:p>
       <w:pPr>
-        <w:spacing w:after="200"/>
+        <w:spacing w:before="0" w:after="1120"/>
       </w:pPr>
     </w:p>
     <w:p>
@@ -16492,18 +16531,21 @@
         <w:pStyle w:val="Heading2"/>
       </w:pPr>
       <w:r>
-        <w:t>Kapitel 14</w:t>
-      </w:r>
-    </w:p>
-    <w:p>
-      <w:bookmarkStart w:id="13411" w:name="kapitel_14"/>
+        <w:rPr>
+          <w:spacing w:val="52"/>
+        </w:rPr>
+        <w:t>KAPITEL 14</w:t>
+      </w:r>
+    </w:p>
+    <w:p>
+      <w:bookmarkStart w:id="3683" w:name="kapitel_14"/>
       <w:pPr>
         <w:pStyle w:val="Heading1"/>
       </w:pPr>
       <w:r>
         <w:t>Vier Hände</w:t>
       </w:r>
-      <w:bookmarkEnd w:id="13411"/>
+      <w:bookmarkEnd w:id="3683"/>
     </w:p>
     <w:p>
       <w:pPr>
@@ -17609,7 +17651,7 @@
     </w:p>
     <w:p>
       <w:pPr>
-        <w:spacing w:after="200"/>
+        <w:spacing w:before="0" w:after="1120"/>
       </w:pPr>
     </w:p>
     <w:p>
@@ -17617,18 +17659,21 @@
         <w:pStyle w:val="Heading2"/>
       </w:pPr>
       <w:r>
-        <w:t>Kapitel 15</w:t>
-      </w:r>
-    </w:p>
-    <w:p>
-      <w:bookmarkStart w:id="830" w:name="kapitel_15"/>
+        <w:rPr>
+          <w:spacing w:val="52"/>
+        </w:rPr>
+        <w:t>KAPITEL 15</w:t>
+      </w:r>
+    </w:p>
+    <w:p>
+      <w:bookmarkStart w:id="92934" w:name="kapitel_15"/>
       <w:pPr>
         <w:pStyle w:val="Heading1"/>
       </w:pPr>
       <w:r>
         <w:t>Heinrich Winter</w:t>
       </w:r>
-      <w:bookmarkEnd w:id="830"/>
+      <w:bookmarkEnd w:id="92934"/>
     </w:p>
     <w:p>
       <w:pPr>
@@ -18832,7 +18877,7 @@
     </w:p>
     <w:p>
       <w:pPr>
-        <w:spacing w:after="200"/>
+        <w:spacing w:before="0" w:after="1120"/>
       </w:pPr>
     </w:p>
     <w:p>
@@ -18840,18 +18885,21 @@
         <w:pStyle w:val="Heading2"/>
       </w:pPr>
       <w:r>
-        <w:t>Kapitel 16</w:t>
-      </w:r>
-    </w:p>
-    <w:p>
-      <w:bookmarkStart w:id="65644" w:name="kapitel_16"/>
+        <w:rPr>
+          <w:spacing w:val="52"/>
+        </w:rPr>
+        <w:t>KAPITEL 16</w:t>
+      </w:r>
+    </w:p>
+    <w:p>
+      <w:bookmarkStart w:id="26419" w:name="kapitel_16"/>
       <w:pPr>
         <w:pStyle w:val="Heading1"/>
       </w:pPr>
       <w:r>
         <w:t>Das letzte Zittern</w:t>
       </w:r>
-      <w:bookmarkEnd w:id="65644"/>
+      <w:bookmarkEnd w:id="26419"/>
     </w:p>
     <w:p>
       <w:pPr>
@@ -19993,7 +20041,7 @@
     </w:p>
     <w:p>
       <w:pPr>
-        <w:spacing w:after="200"/>
+        <w:spacing w:before="0" w:after="1120"/>
       </w:pPr>
     </w:p>
     <w:p>
@@ -20001,18 +20049,21 @@
         <w:pStyle w:val="Heading2"/>
       </w:pPr>
       <w:r>
-        <w:t>Kapitel 17</w:t>
-      </w:r>
-    </w:p>
-    <w:p>
-      <w:bookmarkStart w:id="66341" w:name="kapitel_17"/>
+        <w:rPr>
+          <w:spacing w:val="52"/>
+        </w:rPr>
+        <w:t>KAPITEL 17</w:t>
+      </w:r>
+    </w:p>
+    <w:p>
+      <w:bookmarkStart w:id="60638" w:name="kapitel_17"/>
       <w:pPr>
         <w:pStyle w:val="Heading1"/>
       </w:pPr>
       <w:r>
         <w:t>Das Dorf atmet auf</w:t>
       </w:r>
-      <w:bookmarkEnd w:id="66341"/>
+      <w:bookmarkEnd w:id="60638"/>
     </w:p>
     <w:p>
       <w:pPr>
@@ -21179,7 +21230,7 @@
     </w:p>
     <w:p>
       <w:pPr>
-        <w:spacing w:after="200"/>
+        <w:spacing w:before="0" w:after="1120"/>
       </w:pPr>
     </w:p>
     <w:p>
@@ -21187,18 +21238,21 @@
         <w:pStyle w:val="Heading2"/>
       </w:pPr>
       <w:r>
-        <w:t>Kapitel 18</w:t>
-      </w:r>
-    </w:p>
-    <w:p>
-      <w:bookmarkStart w:id="57566" w:name="kapitel_18"/>
+        <w:rPr>
+          <w:spacing w:val="52"/>
+        </w:rPr>
+        <w:t>KAPITEL 18</w:t>
+      </w:r>
+    </w:p>
+    <w:p>
+      <w:bookmarkStart w:id="55211" w:name="kapitel_18"/>
       <w:pPr>
         <w:pStyle w:val="Heading1"/>
       </w:pPr>
       <w:r>
         <w:t>Der Förster und der Wald</w:t>
       </w:r>
-      <w:bookmarkEnd w:id="57566"/>
+      <w:bookmarkEnd w:id="55211"/>
     </w:p>
     <w:p>
       <w:pPr>
@@ -22292,7 +22346,7 @@
     </w:p>
     <w:p>
       <w:pPr>
-        <w:spacing w:after="200"/>
+        <w:spacing w:before="0" w:after="1120"/>
       </w:pPr>
     </w:p>
     <w:p>
@@ -22300,18 +22354,21 @@
         <w:pStyle w:val="Heading2"/>
       </w:pPr>
       <w:r>
-        <w:t>Epilog</w:t>
-      </w:r>
-    </w:p>
-    <w:p>
-      <w:bookmarkStart w:id="46989" w:name="kapitel_19"/>
+        <w:rPr>
+          <w:spacing w:val="52"/>
+        </w:rPr>
+        <w:t>EPILOG</w:t>
+      </w:r>
+    </w:p>
+    <w:p>
+      <w:bookmarkStart w:id="63457" w:name="kapitel_19"/>
       <w:pPr>
         <w:pStyle w:val="Heading1"/>
       </w:pPr>
       <w:r>
         <w:t>Der Anfang von etwas Größerem</w:t>
       </w:r>
-      <w:bookmarkEnd w:id="46989"/>
+      <w:bookmarkEnd w:id="63457"/>
     </w:p>
     <w:p>
       <w:pPr>
@@ -23556,6 +23613,21 @@
     <w:p/>
     <w:p>
       <w:pPr>
+        <w:spacing w:after="160"/>
+        <w:jc w:val="center"/>
+      </w:pPr>
+      <w:r>
+        <w:rPr>
+          <w:rFonts w:ascii="Georgia" w:hAnsi="Georgia"/>
+          <w:i/>
+          <w:sz w:val="22"/>
+        </w:rPr>
+        <w:t>Einfach den Code scannen und eine Bewertung dalassen:</w:t>
+      </w:r>
+    </w:p>
+    <w:p/>
+    <w:p>
+      <w:pPr>
         <w:spacing w:after="200"/>
         <w:jc w:val="center"/>
       </w:pPr>
@@ -23597,269 +23669,1383 @@
           <w:rFonts w:ascii="Georgia" w:hAnsi="Georgia"/>
           <w:color w:val="646464"/>
           <w:sz w:val="22"/>
-        </w:rPr>
-        <w:t>Vorschau</w:t>
-      </w:r>
-    </w:p>
-    <w:p>
-      <w:pPr>
-        <w:spacing w:after="400"/>
+          <w:spacing w:val="52"/>
+        </w:rPr>
+        <w:t>LESEPROBE</w:t>
+      </w:r>
+    </w:p>
+    <w:p>
+      <w:pPr>
+        <w:spacing w:after="40"/>
         <w:jc w:val="center"/>
       </w:pPr>
       <w:r>
         <w:rPr>
           <w:rFonts w:ascii="Georgia" w:hAnsi="Georgia"/>
+          <w:sz w:val="26"/>
+        </w:rPr>
+        <w:t>Die Herrenhaus-Detektive, Band 4</w:t>
+      </w:r>
+    </w:p>
+    <w:p>
+      <w:pPr>
+        <w:spacing w:line="240" w:lineRule="auto" w:after="360"/>
+        <w:jc w:val="center"/>
+      </w:pPr>
+      <w:r>
+        <w:rPr>
+          <w:rFonts w:ascii="Georgia" w:hAnsi="Georgia"/>
           <w:b/>
-          <w:sz w:val="28"/>
-        </w:rPr>
-        <w:t>Die Herrenhaus-Detektive, Band 4</w:t>
+          <w:sz w:val="36"/>
+        </w:rPr>
+        <w:t>Das versunkene Dorf</w:t>
+      </w:r>
+    </w:p>
+    <w:p>
+      <w:pPr>
+        <w:spacing w:after="120"/>
+        <w:jc w:val="center"/>
+      </w:pPr>
+      <w:r>
+        <w:rPr>
+          <w:rFonts w:ascii="Georgia" w:hAnsi="Georgia"/>
+          <w:color w:val="5A5A5A"/>
+          <w:sz w:val="22"/>
+          <w:spacing w:val="52"/>
+        </w:rPr>
+        <w:t>KAPITEL 1</w:t>
+      </w:r>
+    </w:p>
+    <w:p>
+      <w:pPr>
+        <w:spacing w:line="240" w:lineRule="auto" w:after="320"/>
+        <w:jc w:val="center"/>
+      </w:pPr>
+      <w:r>
+        <w:rPr>
+          <w:rFonts w:ascii="Georgia" w:hAnsi="Georgia"/>
+          <w:b/>
+          <w:sz w:val="30"/>
+        </w:rPr>
+        <w:t>Der Brief</w:t>
+      </w:r>
+    </w:p>
+    <w:p>
+      <w:pPr>
+        <w:spacing w:before="80" w:after="0"/>
+      </w:pPr>
+      <w:r>
+        <w:rPr>
+          <w:rFonts w:ascii="Georgia" w:hAnsi="Georgia"/>
+          <w:sz w:val="22"/>
+        </w:rPr>
+        <w:t>Jonas rannte.</w:t>
+      </w:r>
+    </w:p>
+    <w:p>
+      <w:pPr>
+        <w:spacing w:before="80" w:after="0"/>
+      </w:pPr>
+      <w:r>
+        <w:rPr>
+          <w:rFonts w:ascii="Georgia" w:hAnsi="Georgia"/>
+          <w:sz w:val="22"/>
+        </w:rPr>
+        <w:t>Der Weg von seinem Haus zum Marktplatz war nicht weit. Aber die Luft stand heiß zwischen den Häusern. Unter seinen Schuhen knirschte das trockene Gras am Wegrand.</w:t>
+      </w:r>
+    </w:p>
+    <w:p>
+      <w:pPr>
+        <w:spacing w:before="80" w:after="0"/>
+      </w:pPr>
+      <w:r>
+        <w:rPr>
+          <w:rFonts w:ascii="Georgia" w:hAnsi="Georgia"/>
+          <w:sz w:val="22"/>
+        </w:rPr>
+        <w:t>Seit drei Wochen hatte es nicht mehr geregnet. Das ganze Dorf war staubig und still.</w:t>
+      </w:r>
+    </w:p>
+    <w:p>
+      <w:pPr>
+        <w:spacing w:before="80" w:after="0"/>
+      </w:pPr>
+      <w:r>
+        <w:rPr>
+          <w:rFonts w:ascii="Georgia" w:hAnsi="Georgia"/>
+          <w:sz w:val="22"/>
+        </w:rPr>
+        <w:t>Mila und Ben saßen im Schatten der alten Eiche. Ben hatte seine rote Kappe tief ins Gesicht gezogen. Vor ihnen lagen drei Kastanien in einer ordentlichen Reihe im Sand. Sie hatten irgendein Spiel angefangen und wieder aufgegeben.</w:t>
+      </w:r>
+    </w:p>
+    <w:p>
+      <w:pPr>
+        <w:spacing w:before="80" w:after="0"/>
+      </w:pPr>
+      <w:r>
+        <w:rPr>
+          <w:rFonts w:ascii="Georgia" w:hAnsi="Georgia"/>
+          <w:sz w:val="22"/>
+        </w:rPr>
+        <w:t>„Da kommt er", sagte Mila.</w:t>
+      </w:r>
+    </w:p>
+    <w:p>
+      <w:pPr>
+        <w:spacing w:before="80" w:after="0"/>
+      </w:pPr>
+      <w:r>
+        <w:rPr>
+          <w:rFonts w:ascii="Georgia" w:hAnsi="Georgia"/>
+          <w:sz w:val="22"/>
+        </w:rPr>
+        <w:t>Jonas blieb vor ihnen stehen und stützte die Hände auf die Knie. Sein Hemd klebte ihm am Rücken.</w:t>
+      </w:r>
+    </w:p>
+    <w:p>
+      <w:pPr>
+        <w:spacing w:before="80" w:after="0"/>
+      </w:pPr>
+      <w:r>
+        <w:rPr>
+          <w:rFonts w:ascii="Georgia" w:hAnsi="Georgia"/>
+          <w:sz w:val="22"/>
+        </w:rPr>
+        <w:t>Er wollte etwas sagen.</w:t>
+      </w:r>
+    </w:p>
+    <w:p>
+      <w:pPr>
+        <w:spacing w:before="80" w:after="0"/>
+      </w:pPr>
+      <w:r>
+        <w:rPr>
+          <w:rFonts w:ascii="Georgia" w:hAnsi="Georgia"/>
+          <w:sz w:val="22"/>
+        </w:rPr>
+        <w:t>Es ging nicht.</w:t>
+      </w:r>
+    </w:p>
+    <w:p>
+      <w:pPr>
+        <w:spacing w:before="80" w:after="0"/>
+      </w:pPr>
+      <w:r>
+        <w:rPr>
+          <w:rFonts w:ascii="Georgia" w:hAnsi="Georgia"/>
+          <w:sz w:val="22"/>
+        </w:rPr>
+        <w:t>Er hielt nur den Umschlag hoch und atmete.</w:t>
+      </w:r>
+    </w:p>
+    <w:p>
+      <w:pPr>
+        <w:spacing w:before="80" w:after="0"/>
+      </w:pPr>
+      <w:r>
+        <w:rPr>
+          <w:rFonts w:ascii="Georgia" w:hAnsi="Georgia"/>
+          <w:sz w:val="22"/>
+        </w:rPr>
+        <w:t>„Bist du gerannt?" fragte Ben. „Bei der Hitze?"</w:t>
+      </w:r>
+    </w:p>
+    <w:p>
+      <w:pPr>
+        <w:spacing w:before="80" w:after="0"/>
+      </w:pPr>
+      <w:r>
+        <w:rPr>
+          <w:rFonts w:ascii="Georgia" w:hAnsi="Georgia"/>
+          <w:sz w:val="22"/>
+        </w:rPr>
+        <w:t>Jonas nickte.</w:t>
+      </w:r>
+    </w:p>
+    <w:p>
+      <w:pPr>
+        <w:spacing w:before="80" w:after="0"/>
+      </w:pPr>
+      <w:r>
+        <w:rPr>
+          <w:rFonts w:ascii="Georgia" w:hAnsi="Georgia"/>
+          <w:sz w:val="22"/>
+        </w:rPr>
+        <w:t>„Freiwillig?"</w:t>
+      </w:r>
+    </w:p>
+    <w:p>
+      <w:pPr>
+        <w:spacing w:before="80" w:after="0"/>
+      </w:pPr>
+      <w:r>
+        <w:rPr>
+          <w:rFonts w:ascii="Georgia" w:hAnsi="Georgia"/>
+          <w:sz w:val="22"/>
+        </w:rPr>
+        <w:t>Jonas nickte wieder.</w:t>
+      </w:r>
+    </w:p>
+    <w:p>
+      <w:pPr>
+        <w:spacing w:before="80" w:after="0"/>
+      </w:pPr>
+      <w:r>
+        <w:rPr>
+          <w:rFonts w:ascii="Georgia" w:hAnsi="Georgia"/>
+          <w:sz w:val="22"/>
+        </w:rPr>
+        <w:t>Mila stand auf und wischte sich den Sand von der Hose. Sie nahm ihm den Umschlag aus der Hand und drehte ihn um.</w:t>
+      </w:r>
+    </w:p>
+    <w:p>
+      <w:pPr>
+        <w:spacing w:before="80" w:after="0"/>
+      </w:pPr>
+      <w:r>
+        <w:rPr>
+          <w:rFonts w:ascii="Georgia" w:hAnsi="Georgia"/>
+          <w:sz w:val="22"/>
+        </w:rPr>
+        <w:t>Dann wurde sie ganz still.</w:t>
+      </w:r>
+    </w:p>
+    <w:p>
+      <w:pPr>
+        <w:spacing w:before="120" w:after="120"/>
+        <w:jc w:val="center"/>
+      </w:pPr>
+      <w:r>
+        <w:rPr>
+          <w:rFonts w:ascii="Georgia" w:hAnsi="Georgia"/>
+          <w:sz w:val="22"/>
+        </w:rPr>
+        <w:t>* * *</w:t>
+      </w:r>
+    </w:p>
+    <w:p>
+      <w:pPr>
+        <w:spacing w:before="80" w:after="0"/>
+      </w:pPr>
+      <w:r>
+        <w:rPr>
+          <w:rFonts w:ascii="Georgia" w:hAnsi="Georgia"/>
+          <w:sz w:val="22"/>
+        </w:rPr>
+        <w:t>Auf dem Umschlag stand nur:</w:t>
+      </w:r>
+    </w:p>
+    <w:p>
+      <w:pPr>
+        <w:spacing w:before="80" w:after="0"/>
+      </w:pPr>
+      <w:r>
+        <w:rPr>
+          <w:rFonts w:ascii="Georgia" w:hAnsi="Georgia"/>
+          <w:sz w:val="22"/>
+        </w:rPr>
+        <w:t>*</w:t>
+      </w:r>
+      <w:r>
+        <w:rPr>
+          <w:rFonts w:ascii="Georgia" w:hAnsi="Georgia"/>
+          <w:i/>
+          <w:sz w:val="22"/>
+        </w:rPr>
+        <w:t>DIE HERRENHAUS-DETEKTIVE</w:t>
+      </w:r>
+      <w:r>
+        <w:rPr>
+          <w:rFonts w:ascii="Georgia" w:hAnsi="Georgia"/>
+          <w:sz w:val="22"/>
+        </w:rPr>
+      </w:r>
+      <w:r>
+        <w:rPr>
+          <w:rFonts w:ascii="Georgia" w:hAnsi="Georgia"/>
+          <w:i/>
+          <w:sz w:val="22"/>
+        </w:rPr>
+        <w:t xml:space="preserve"> </w:t>
+      </w:r>
+      <w:r>
+        <w:rPr>
+          <w:rFonts w:ascii="Georgia" w:hAnsi="Georgia"/>
+          <w:sz w:val="22"/>
+        </w:rPr>
+      </w:r>
+      <w:r>
+        <w:rPr>
+          <w:rFonts w:ascii="Georgia" w:hAnsi="Georgia"/>
+          <w:i/>
+          <w:sz w:val="22"/>
+        </w:rPr>
+        <w:t>EICHENHAIN</w:t>
+      </w:r>
+      <w:r>
+        <w:rPr>
+          <w:rFonts w:ascii="Georgia" w:hAnsi="Georgia"/>
+          <w:sz w:val="22"/>
+        </w:rPr>
+        <w:t>*</w:t>
+      </w:r>
+    </w:p>
+    <w:p>
+      <w:pPr>
+        <w:spacing w:before="80" w:after="0"/>
+      </w:pPr>
+      <w:r>
+        <w:rPr>
+          <w:rFonts w:ascii="Georgia" w:hAnsi="Georgia"/>
+          <w:sz w:val="22"/>
+        </w:rPr>
+        <w:t>Mehr nicht. Keine Straße. Keine Hausnummer.</w:t>
+      </w:r>
+    </w:p>
+    <w:p>
+      <w:pPr>
+        <w:spacing w:before="80" w:after="0"/>
+      </w:pPr>
+      <w:r>
+        <w:rPr>
+          <w:rFonts w:ascii="Georgia" w:hAnsi="Georgia"/>
+          <w:sz w:val="22"/>
+        </w:rPr>
+        <w:t>Die Buchstaben waren krakelig, als hätte jemand sie sehr langsam geschrieben.</w:t>
+      </w:r>
+    </w:p>
+    <w:p>
+      <w:pPr>
+        <w:spacing w:before="80" w:after="0"/>
+      </w:pPr>
+      <w:r>
+        <w:rPr>
+          <w:rFonts w:ascii="Georgia" w:hAnsi="Georgia"/>
+          <w:sz w:val="22"/>
+        </w:rPr>
+        <w:t>Jonas ließ sich neben Ben ins Gras fallen und bekam endlich wieder Luft.</w:t>
+      </w:r>
+    </w:p>
+    <w:p>
+      <w:pPr>
+        <w:spacing w:before="80" w:after="0"/>
+      </w:pPr>
+      <w:r>
+        <w:rPr>
+          <w:rFonts w:ascii="Georgia" w:hAnsi="Georgia"/>
+          <w:sz w:val="22"/>
+        </w:rPr>
+        <w:t>„Der Briefträger hat gefragt, ob wir das sind."</w:t>
+      </w:r>
+    </w:p>
+    <w:p>
+      <w:pPr>
+        <w:spacing w:before="80" w:after="0"/>
+      </w:pPr>
+      <w:r>
+        <w:rPr>
+          <w:rFonts w:ascii="Georgia" w:hAnsi="Georgia"/>
+          <w:sz w:val="22"/>
+        </w:rPr>
+        <w:t>„Und?" Mila drehte den Umschlag weiter in den Händen.</w:t>
+      </w:r>
+    </w:p>
+    <w:p>
+      <w:pPr>
+        <w:spacing w:before="80" w:after="0"/>
+      </w:pPr>
+      <w:r>
+        <w:rPr>
+          <w:rFonts w:ascii="Georgia" w:hAnsi="Georgia"/>
+          <w:sz w:val="22"/>
+        </w:rPr>
+        <w:t>„Meine Mutter hat gelacht. Ich habe ja gesagt."</w:t>
+      </w:r>
+    </w:p>
+    <w:p>
+      <w:pPr>
+        <w:spacing w:before="80" w:after="0"/>
+      </w:pPr>
+      <w:r>
+        <w:rPr>
+          <w:rFonts w:ascii="Georgia" w:hAnsi="Georgia"/>
+          <w:sz w:val="22"/>
+        </w:rPr>
+        <w:t>Ben schob die Kappe hoch und las die zwei Wörter, dann noch einmal.</w:t>
+      </w:r>
+    </w:p>
+    <w:p>
+      <w:pPr>
+        <w:spacing w:before="80" w:after="0"/>
+      </w:pPr>
+      <w:r>
+        <w:rPr>
+          <w:rFonts w:ascii="Georgia" w:hAnsi="Georgia"/>
+          <w:sz w:val="22"/>
+        </w:rPr>
+        <w:t>„Uns", murmelte er. „Der ist an uns."</w:t>
+      </w:r>
+    </w:p>
+    <w:p>
+      <w:pPr>
+        <w:spacing w:before="80" w:after="0"/>
+      </w:pPr>
+      <w:r>
+        <w:rPr>
+          <w:rFonts w:ascii="Georgia" w:hAnsi="Georgia"/>
+          <w:sz w:val="22"/>
+        </w:rPr>
+        <w:t>Jonas sah über den Platz.</w:t>
+      </w:r>
+    </w:p>
+    <w:p>
+      <w:pPr>
+        <w:spacing w:before="80" w:after="0"/>
+      </w:pPr>
+      <w:r>
+        <w:rPr>
+          <w:rFonts w:ascii="Georgia" w:hAnsi="Georgia"/>
+          <w:sz w:val="22"/>
+        </w:rPr>
+        <w:t xml:space="preserve">Am Brunnen glänzte die Gedenktafel in der Sonne. </w:t>
+      </w:r>
+      <w:r>
+        <w:rPr>
+          <w:rFonts w:ascii="Georgia" w:hAnsi="Georgia"/>
+          <w:i/>
+          <w:sz w:val="22"/>
+        </w:rPr>
+        <w:t>Eichenhain — Gegründet an der Heilquelle — Seit 1712.</w:t>
+      </w:r>
+      <w:r>
+        <w:rPr>
+          <w:rFonts w:ascii="Georgia" w:hAnsi="Georgia"/>
+          <w:sz w:val="22"/>
+        </w:rPr>
+      </w:r>
+    </w:p>
+    <w:p>
+      <w:pPr>
+        <w:spacing w:before="80" w:after="0"/>
+      </w:pPr>
+      <w:r>
+        <w:rPr>
+          <w:rFonts w:ascii="Georgia" w:hAnsi="Georgia"/>
+          <w:sz w:val="22"/>
+        </w:rPr>
+        <w:t>Und schräg gegenüber, in Meiers Schaufenster, hing immer noch der Zeitungsausschnitt vom letzten Herbst. Das Papier war gelb geworden, das Foto krumm eingeklebt.</w:t>
+      </w:r>
+    </w:p>
+    <w:p>
+      <w:pPr>
+        <w:spacing w:before="80" w:after="0"/>
+      </w:pPr>
+      <w:r>
+        <w:rPr>
+          <w:rFonts w:ascii="Georgia" w:hAnsi="Georgia"/>
+          <w:sz w:val="22"/>
+        </w:rPr>
+        <w:t>Drei Kinder am Brunnenrand.</w:t>
+      </w:r>
+    </w:p>
+    <w:p>
+      <w:pPr>
+        <w:spacing w:before="80" w:after="0"/>
+      </w:pPr>
+      <w:r>
+        <w:rPr>
+          <w:rFonts w:ascii="Georgia" w:hAnsi="Georgia"/>
+          <w:sz w:val="22"/>
+        </w:rPr>
+        <w:t>Ben fand das großartig. Mila fand es peinlich. Meier hatte gesagt, der bleibe da, solange er den Laden habe.</w:t>
+      </w:r>
+    </w:p>
+    <w:p>
+      <w:pPr>
+        <w:spacing w:before="80" w:after="0"/>
+      </w:pPr>
+      <w:r>
+        <w:rPr>
+          <w:rFonts w:ascii="Georgia" w:hAnsi="Georgia"/>
+          <w:sz w:val="22"/>
+        </w:rPr>
+        <w:t>„Deshalb bin ich ja gerannt."</w:t>
+      </w:r>
+    </w:p>
+    <w:p>
+      <w:pPr>
+        <w:spacing w:before="80" w:after="0"/>
+      </w:pPr>
+      <w:r>
+        <w:rPr>
+          <w:rFonts w:ascii="Georgia" w:hAnsi="Georgia"/>
+          <w:sz w:val="22"/>
+        </w:rPr>
+        <w:t>Mila hielt den Umschlag gegen die Sonne. „Der ist noch zu."</w:t>
+      </w:r>
+    </w:p>
+    <w:p>
+      <w:pPr>
+        <w:spacing w:before="80" w:after="0"/>
+      </w:pPr>
+      <w:r>
+        <w:rPr>
+          <w:rFonts w:ascii="Georgia" w:hAnsi="Georgia"/>
+          <w:sz w:val="22"/>
+        </w:rPr>
+        <w:t>„Ich weiß."</w:t>
+      </w:r>
+    </w:p>
+    <w:p>
+      <w:pPr>
+        <w:spacing w:before="80" w:after="0"/>
+      </w:pPr>
+      <w:r>
+        <w:rPr>
+          <w:rFonts w:ascii="Georgia" w:hAnsi="Georgia"/>
+          <w:sz w:val="22"/>
+        </w:rPr>
+        <w:t>„Du hast ihn nicht aufgemacht?"</w:t>
+      </w:r>
+    </w:p>
+    <w:p>
+      <w:pPr>
+        <w:spacing w:before="80" w:after="0"/>
+      </w:pPr>
+      <w:r>
+        <w:rPr>
+          <w:rFonts w:ascii="Georgia" w:hAnsi="Georgia"/>
+          <w:sz w:val="22"/>
+        </w:rPr>
+        <w:t>Jonas zupfte einen Grashalm aus dem Boden. „Er ist ja nicht nur an mich."</w:t>
+      </w:r>
+    </w:p>
+    <w:p>
+      <w:pPr>
+        <w:spacing w:before="80" w:after="0"/>
+      </w:pPr>
+      <w:r>
+        <w:rPr>
+          <w:rFonts w:ascii="Georgia" w:hAnsi="Georgia"/>
+          <w:sz w:val="22"/>
+        </w:rPr>
+        <w:t>Mila sah ihn einen Moment lang an. Dann nickte sie kurz und legte ihm den Umschlag auf die Knie.</w:t>
+      </w:r>
+    </w:p>
+    <w:p>
+      <w:pPr>
+        <w:spacing w:before="80" w:after="0"/>
+      </w:pPr>
+      <w:r>
+        <w:rPr>
+          <w:rFonts w:ascii="Georgia" w:hAnsi="Georgia"/>
+          <w:sz w:val="22"/>
+        </w:rPr>
+        <w:t>Sie rückten enger zusammen. Eine Ameise lief über Bens Schuh, und er zog den Fuß weg.</w:t>
+      </w:r>
+    </w:p>
+    <w:p>
+      <w:pPr>
+        <w:spacing w:before="80" w:after="0"/>
+      </w:pPr>
+      <w:r>
+        <w:rPr>
+          <w:rFonts w:ascii="Georgia" w:hAnsi="Georgia"/>
+          <w:sz w:val="22"/>
+        </w:rPr>
+        <w:t>Jonas riss den Umschlag auf.</w:t>
+      </w:r>
+    </w:p>
+    <w:p>
+      <w:pPr>
+        <w:spacing w:before="80" w:after="0"/>
+      </w:pPr>
+      <w:r>
+        <w:rPr>
+          <w:rFonts w:ascii="Georgia" w:hAnsi="Georgia"/>
+          <w:sz w:val="22"/>
+        </w:rPr>
+        <w:t>Darin lag ein einzelnes Blatt aus einem Schulheft. Kariert, an einer Seite ausgefranst.</w:t>
+      </w:r>
+    </w:p>
+    <w:p>
+      <w:pPr>
+        <w:spacing w:before="80" w:after="0"/>
+      </w:pPr>
+      <w:r>
+        <w:rPr>
+          <w:rFonts w:ascii="Georgia" w:hAnsi="Georgia"/>
+          <w:sz w:val="22"/>
+        </w:rPr>
+        <w:t>Dieselbe krakelige Schrift.</w:t>
+      </w:r>
+    </w:p>
+    <w:p>
+      <w:pPr>
+        <w:spacing w:before="80" w:after="0"/>
+      </w:pPr>
+      <w:r>
+        <w:rPr>
+          <w:rFonts w:ascii="Georgia" w:hAnsi="Georgia"/>
+          <w:sz w:val="22"/>
+        </w:rPr>
+        <w:t>*Ich habe von euch gelesen. In der Zeitung.</w:t>
+      </w:r>
+    </w:p>
+    <w:p>
+      <w:pPr>
+        <w:spacing w:before="80" w:after="0"/>
+      </w:pPr>
+      <w:r>
+        <w:rPr>
+          <w:rFonts w:ascii="Georgia" w:hAnsi="Georgia"/>
+          <w:sz w:val="22"/>
+        </w:rPr>
+        <w:t>Bei uns ist etwas aufgetaucht. Und niemand hier will darüber reden.</w:t>
+      </w:r>
+    </w:p>
+    <w:p>
+      <w:pPr>
+        <w:spacing w:before="80" w:after="0"/>
+      </w:pPr>
+      <w:r>
+        <w:rPr>
+          <w:rFonts w:ascii="Georgia" w:hAnsi="Georgia"/>
+          <w:sz w:val="22"/>
+        </w:rPr>
+        <w:t>Ich weiß nicht, wen ich sonst fragen soll.*</w:t>
+      </w:r>
+    </w:p>
+    <w:p>
+      <w:pPr>
+        <w:spacing w:before="80" w:after="0"/>
+      </w:pPr>
+      <w:r>
+        <w:rPr>
+          <w:rFonts w:ascii="Georgia" w:hAnsi="Georgia"/>
+          <w:sz w:val="22"/>
+        </w:rPr>
+        <w:t>Kein Name. Kein Absender. Nichts.</w:t>
+      </w:r>
+    </w:p>
+    <w:p>
+      <w:pPr>
+        <w:spacing w:before="120" w:after="120"/>
+        <w:jc w:val="center"/>
+      </w:pPr>
+      <w:r>
+        <w:rPr>
+          <w:rFonts w:ascii="Georgia" w:hAnsi="Georgia"/>
+          <w:sz w:val="22"/>
+        </w:rPr>
+        <w:t>* * *</w:t>
+      </w:r>
+    </w:p>
+    <w:p>
+      <w:pPr>
+        <w:spacing w:before="80" w:after="0"/>
+      </w:pPr>
+      <w:r>
+        <w:rPr>
+          <w:rFonts w:ascii="Georgia" w:hAnsi="Georgia"/>
+          <w:sz w:val="22"/>
+        </w:rPr>
+        <w:t>Eine Weile sagte keiner etwas.</w:t>
+      </w:r>
+    </w:p>
+    <w:p>
+      <w:pPr>
+        <w:spacing w:before="80" w:after="0"/>
+      </w:pPr>
+      <w:r>
+        <w:rPr>
+          <w:rFonts w:ascii="Georgia" w:hAnsi="Georgia"/>
+          <w:sz w:val="22"/>
+        </w:rPr>
+        <w:t>Über ihnen raschelten die Blätter der Eiche. Irgendwo hinter den Häusern hämmerte jemand auf Holz.</w:t>
+      </w:r>
+    </w:p>
+    <w:p>
+      <w:pPr>
+        <w:spacing w:before="80" w:after="0"/>
+      </w:pPr>
+      <w:r>
+        <w:rPr>
+          <w:rFonts w:ascii="Georgia" w:hAnsi="Georgia"/>
+          <w:sz w:val="22"/>
+        </w:rPr>
+        <w:t>„Das ist ein Fall", sagte Mila. Ihre Stimme klang anders als sonst. „Das ist ein richtiger Fall."</w:t>
+      </w:r>
+    </w:p>
+    <w:p>
+      <w:pPr>
+        <w:spacing w:before="80" w:after="0"/>
+      </w:pPr>
+      <w:r>
+        <w:rPr>
+          <w:rFonts w:ascii="Georgia" w:hAnsi="Georgia"/>
+          <w:sz w:val="22"/>
+        </w:rPr>
+        <w:t>„Das ist ein Streich", brummte Ben.</w:t>
+      </w:r>
+    </w:p>
+    <w:p>
+      <w:pPr>
+        <w:spacing w:before="80" w:after="0"/>
+      </w:pPr>
+      <w:r>
+        <w:rPr>
+          <w:rFonts w:ascii="Georgia" w:hAnsi="Georgia"/>
+          <w:sz w:val="22"/>
+        </w:rPr>
+        <w:t>Mila drehte den Kopf. „Was?"</w:t>
+      </w:r>
+    </w:p>
+    <w:p>
+      <w:pPr>
+        <w:spacing w:before="80" w:after="0"/>
+      </w:pPr>
+      <w:r>
+        <w:rPr>
+          <w:rFonts w:ascii="Georgia" w:hAnsi="Georgia"/>
+          <w:sz w:val="22"/>
+        </w:rPr>
+        <w:t>„Überleg doch mal." Ben setzte sich gerade hin und schob eine Kastanie mit dem Schuh weg. „Wir standen in der Zeitung. Mit Namen. Mit Foto."</w:t>
+      </w:r>
+    </w:p>
+    <w:p>
+      <w:pPr>
+        <w:spacing w:before="80" w:after="0"/>
+      </w:pPr>
+      <w:r>
+        <w:rPr>
+          <w:rFonts w:ascii="Georgia" w:hAnsi="Georgia"/>
+          <w:sz w:val="22"/>
+        </w:rPr>
+        <w:t>„Na und?"</w:t>
+      </w:r>
+    </w:p>
+    <w:p>
+      <w:pPr>
+        <w:spacing w:before="80" w:after="0"/>
+      </w:pPr>
+      <w:r>
+        <w:rPr>
+          <w:rFonts w:ascii="Georgia" w:hAnsi="Georgia"/>
+          <w:sz w:val="22"/>
+        </w:rPr>
+        <w:t>„Das haben tausend Leute gelesen." Er zählte an den Fingern mit. „Jeder von denen kann so einen Brief schreiben. Man braucht ein Blatt Papier und eine Briefmarke."</w:t>
+      </w:r>
+    </w:p>
+    <w:p>
+      <w:pPr>
+        <w:spacing w:before="80" w:after="0"/>
+      </w:pPr>
+      <w:r>
+        <w:rPr>
+          <w:rFonts w:ascii="Georgia" w:hAnsi="Georgia"/>
+          <w:sz w:val="22"/>
+        </w:rPr>
+        <w:t>Jonas sah von einem zum anderen.</w:t>
+      </w:r>
+    </w:p>
+    <w:p>
+      <w:pPr>
+        <w:spacing w:before="80" w:after="0"/>
+      </w:pPr>
+      <w:r>
+        <w:rPr>
+          <w:rFonts w:ascii="Georgia" w:hAnsi="Georgia"/>
+          <w:sz w:val="22"/>
+        </w:rPr>
+        <w:t>„Und wenn nicht?" Mila stemmte die Hände in die Hüften.</w:t>
+      </w:r>
+    </w:p>
+    <w:p>
+      <w:pPr>
+        <w:spacing w:before="80" w:after="0"/>
+      </w:pPr>
+      <w:r>
+        <w:rPr>
+          <w:rFonts w:ascii="Georgia" w:hAnsi="Georgia"/>
+          <w:sz w:val="22"/>
+        </w:rPr>
+        <w:t>„Dann fahren wir irgendwohin", sagte Ben. „Und da steht dann ein Junge aus der achten Klasse und lacht sich kaputt."</w:t>
+      </w:r>
+    </w:p>
+    <w:p>
+      <w:pPr>
+        <w:spacing w:before="80" w:after="0"/>
+      </w:pPr>
+      <w:r>
+        <w:rPr>
+          <w:rFonts w:ascii="Georgia" w:hAnsi="Georgia"/>
+          <w:sz w:val="22"/>
+        </w:rPr>
+        <w:t>„Du willst also gar nichts machen."</w:t>
+      </w:r>
+    </w:p>
+    <w:p>
+      <w:pPr>
+        <w:spacing w:before="80" w:after="0"/>
+      </w:pPr>
+      <w:r>
+        <w:rPr>
+          <w:rFonts w:ascii="Georgia" w:hAnsi="Georgia"/>
+          <w:sz w:val="22"/>
+        </w:rPr>
+        <w:t>„Ich will nicht ausgelacht werden."</w:t>
+      </w:r>
+    </w:p>
+    <w:p>
+      <w:pPr>
+        <w:spacing w:before="80" w:after="0"/>
+      </w:pPr>
+      <w:r>
+        <w:rPr>
+          <w:rFonts w:ascii="Georgia" w:hAnsi="Georgia"/>
+          <w:sz w:val="22"/>
+        </w:rPr>
+        <w:t>„Das ist doch das Gleiche."</w:t>
+      </w:r>
+    </w:p>
+    <w:p>
+      <w:pPr>
+        <w:spacing w:before="80" w:after="0"/>
+      </w:pPr>
+      <w:r>
+        <w:rPr>
+          <w:rFonts w:ascii="Georgia" w:hAnsi="Georgia"/>
+          <w:sz w:val="22"/>
+        </w:rPr>
+        <w:t>„Das ist überhaupt nicht das Gleiche."</w:t>
+      </w:r>
+    </w:p>
+    <w:p>
+      <w:pPr>
+        <w:spacing w:before="80" w:after="0"/>
+      </w:pPr>
+      <w:r>
+        <w:rPr>
+          <w:rFonts w:ascii="Georgia" w:hAnsi="Georgia"/>
+          <w:sz w:val="22"/>
+        </w:rPr>
+        <w:t>Mila ließ sich auf die Wurzel fallen und verschränkte die Arme.</w:t>
+      </w:r>
+    </w:p>
+    <w:p>
+      <w:pPr>
+        <w:spacing w:before="80" w:after="0"/>
+      </w:pPr>
+      <w:r>
+        <w:rPr>
+          <w:rFonts w:ascii="Georgia" w:hAnsi="Georgia"/>
+          <w:sz w:val="22"/>
+        </w:rPr>
+        <w:t>Sie hätten noch lange so weitermachen können.</w:t>
+      </w:r>
+    </w:p>
+    <w:p>
+      <w:pPr>
+        <w:spacing w:before="80" w:after="0"/>
+      </w:pPr>
+      <w:r>
+        <w:rPr>
+          <w:rFonts w:ascii="Georgia" w:hAnsi="Georgia"/>
+          <w:sz w:val="22"/>
+        </w:rPr>
+        <w:t>Jonas hörte schon nicht mehr richtig zu. Er strich mit dem Daumen über das karierte Papier. Dann las er die vier Zeilen noch einmal.</w:t>
+      </w:r>
+    </w:p>
+    <w:p>
+      <w:pPr>
+        <w:spacing w:before="80" w:after="0"/>
+      </w:pPr>
+      <w:r>
+        <w:rPr>
+          <w:rFonts w:ascii="Georgia" w:hAnsi="Georgia"/>
+          <w:sz w:val="22"/>
+        </w:rPr>
+      </w:r>
+      <w:r>
+        <w:rPr>
+          <w:rFonts w:ascii="Georgia" w:hAnsi="Georgia"/>
+          <w:i/>
+          <w:sz w:val="22"/>
+        </w:rPr>
+        <w:t>Ich weiß nicht, wen ich sonst fragen soll.</w:t>
+      </w:r>
+      <w:r>
+        <w:rPr>
+          <w:rFonts w:ascii="Georgia" w:hAnsi="Georgia"/>
+          <w:sz w:val="22"/>
+        </w:rPr>
+      </w:r>
+    </w:p>
+    <w:p>
+      <w:pPr>
+        <w:spacing w:before="80" w:after="0"/>
+      </w:pPr>
+      <w:r>
+        <w:rPr>
+          <w:rFonts w:ascii="Georgia" w:hAnsi="Georgia"/>
+          <w:sz w:val="22"/>
+        </w:rPr>
+        <w:t>Er versuchte sich einen Jungen aus der achten Klasse vorzustellen, der so etwas schrieb. Es passte nicht.</w:t>
+      </w:r>
+    </w:p>
+    <w:p>
+      <w:pPr>
+        <w:spacing w:before="80" w:after="0"/>
+      </w:pPr>
+      <w:r>
+        <w:rPr>
+          <w:rFonts w:ascii="Georgia" w:hAnsi="Georgia"/>
+          <w:sz w:val="22"/>
+        </w:rPr>
+        <w:t>Aber Ben hatte trotzdem recht. Man konnte es nicht wissen. Nicht so.</w:t>
+      </w:r>
+    </w:p>
+    <w:p>
+      <w:pPr>
+        <w:spacing w:before="80" w:after="0"/>
+      </w:pPr>
+      <w:r>
+        <w:rPr>
+          <w:rFonts w:ascii="Georgia" w:hAnsi="Georgia"/>
+          <w:sz w:val="22"/>
+        </w:rPr>
+        <w:t>„Wir machen keins von beidem", sagte Jonas.</w:t>
+      </w:r>
+    </w:p>
+    <w:p>
+      <w:pPr>
+        <w:spacing w:before="80" w:after="0"/>
+      </w:pPr>
+      <w:r>
+        <w:rPr>
+          <w:rFonts w:ascii="Georgia" w:hAnsi="Georgia"/>
+          <w:sz w:val="22"/>
+        </w:rPr>
+        <w:t>Die beiden hörten auf zu streiten.</w:t>
+      </w:r>
+    </w:p>
+    <w:p>
+      <w:pPr>
+        <w:spacing w:before="80" w:after="0"/>
+      </w:pPr>
+      <w:r>
+        <w:rPr>
+          <w:rFonts w:ascii="Georgia" w:hAnsi="Georgia"/>
+          <w:sz w:val="22"/>
+        </w:rPr>
+        <w:t>„Wie — keins von beidem?"</w:t>
+      </w:r>
+    </w:p>
+    <w:p>
+      <w:pPr>
+        <w:spacing w:before="80" w:after="0"/>
+      </w:pPr>
+      <w:r>
+        <w:rPr>
+          <w:rFonts w:ascii="Georgia" w:hAnsi="Georgia"/>
+          <w:sz w:val="22"/>
+        </w:rPr>
+        <w:t>„Wir glauben es nicht, und wir werfen ihn nicht weg." Jonas legte das Blatt aufs Gras und beschwerte es mit einer Kastanie. „Wir sehen erst mal nach, wo er herkommt."</w:t>
+      </w:r>
+    </w:p>
+    <w:p>
+      <w:pPr>
+        <w:spacing w:before="80" w:after="0"/>
+      </w:pPr>
+      <w:r>
+        <w:rPr>
+          <w:rFonts w:ascii="Georgia" w:hAnsi="Georgia"/>
+          <w:sz w:val="22"/>
+        </w:rPr>
+        <w:t>Ben blinzelte. „Wie denn?"</w:t>
+      </w:r>
+    </w:p>
+    <w:p>
+      <w:pPr>
+        <w:spacing w:before="80" w:after="0"/>
+      </w:pPr>
+      <w:r>
+        <w:rPr>
+          <w:rFonts w:ascii="Georgia" w:hAnsi="Georgia"/>
+          <w:sz w:val="22"/>
+        </w:rPr>
+        <w:t>„Der Poststempel."</w:t>
+      </w:r>
+    </w:p>
+    <w:p>
+      <w:pPr>
+        <w:spacing w:before="80" w:after="0"/>
+      </w:pPr>
+      <w:r>
+        <w:rPr>
+          <w:rFonts w:ascii="Georgia" w:hAnsi="Georgia"/>
+          <w:sz w:val="22"/>
+        </w:rPr>
+        <w:t>Es wurde kurz still.</w:t>
+      </w:r>
+    </w:p>
+    <w:p>
+      <w:pPr>
+        <w:spacing w:before="80" w:after="0"/>
+      </w:pPr>
+      <w:r>
+        <w:rPr>
+          <w:rFonts w:ascii="Georgia" w:hAnsi="Georgia"/>
+          <w:sz w:val="22"/>
+        </w:rPr>
+        <w:t>„Oh", machte Ben.</w:t>
+      </w:r>
+    </w:p>
+    <w:p>
+      <w:pPr>
+        <w:spacing w:before="80" w:after="0"/>
+      </w:pPr>
+      <w:r>
+        <w:rPr>
+          <w:rFonts w:ascii="Georgia" w:hAnsi="Georgia"/>
+          <w:sz w:val="22"/>
+        </w:rPr>
+        <w:t>„Auf jedem Brief ist ein Stempel", erklärte Jonas. „Und auf jedem Stempel steht, wo er abgeschickt wurde."</w:t>
+      </w:r>
+    </w:p>
+    <w:p>
+      <w:pPr>
+        <w:spacing w:before="80" w:after="0"/>
+      </w:pPr>
+      <w:r>
+        <w:rPr>
+          <w:rFonts w:ascii="Georgia" w:hAnsi="Georgia"/>
+          <w:sz w:val="22"/>
+        </w:rPr>
+        <w:t>Mila grinste. „Manchmal bist du echt in Ordnung."</w:t>
+      </w:r>
+    </w:p>
+    <w:p>
+      <w:pPr>
+        <w:spacing w:before="80" w:after="0"/>
+      </w:pPr>
+      <w:r>
+        <w:rPr>
+          <w:rFonts w:ascii="Georgia" w:hAnsi="Georgia"/>
+          <w:sz w:val="22"/>
+        </w:rPr>
+        <w:t>„Manchmal?"</w:t>
+      </w:r>
+    </w:p>
+    <w:p>
+      <w:pPr>
+        <w:spacing w:before="80" w:after="0"/>
+      </w:pPr>
+      <w:r>
+        <w:rPr>
+          <w:rFonts w:ascii="Georgia" w:hAnsi="Georgia"/>
+          <w:sz w:val="22"/>
+        </w:rPr>
+        <w:t>„Sag ich doch."</w:t>
+      </w:r>
+    </w:p>
+    <w:p>
+      <w:pPr>
+        <w:spacing w:before="80" w:after="0"/>
+      </w:pPr>
+      <w:r>
+        <w:rPr>
+          <w:rFonts w:ascii="Georgia" w:hAnsi="Georgia"/>
+          <w:sz w:val="22"/>
+        </w:rPr>
+        <w:t>Ben sprang auf. „Ich hole meine Lupe. Die habe ich seit Weihnachten und noch nie gebraucht. Meine Oma fragt jedes Mal, ob ich sie schon benutzt habe."</w:t>
+      </w:r>
+    </w:p>
+    <w:p>
+      <w:pPr>
+        <w:spacing w:before="80" w:after="0"/>
+      </w:pPr>
+      <w:r>
+        <w:rPr>
+          <w:rFonts w:ascii="Georgia" w:hAnsi="Georgia"/>
+          <w:sz w:val="22"/>
+        </w:rPr>
+        <w:t>„Ben."</w:t>
+      </w:r>
+    </w:p>
+    <w:p>
+      <w:pPr>
+        <w:spacing w:before="80" w:after="0"/>
+      </w:pPr>
+      <w:r>
+        <w:rPr>
+          <w:rFonts w:ascii="Georgia" w:hAnsi="Georgia"/>
+          <w:sz w:val="22"/>
+        </w:rPr>
+        <w:t>„Was?"</w:t>
+      </w:r>
+    </w:p>
+    <w:p>
+      <w:pPr>
+        <w:spacing w:before="80" w:after="0"/>
+      </w:pPr>
+      <w:r>
+        <w:rPr>
+          <w:rFonts w:ascii="Georgia" w:hAnsi="Georgia"/>
+          <w:sz w:val="22"/>
+        </w:rPr>
+        <w:t>„Setz dich hin."</w:t>
+      </w:r>
+    </w:p>
+    <w:p>
+      <w:pPr>
+        <w:spacing w:before="80" w:after="0"/>
+      </w:pPr>
+      <w:r>
+        <w:rPr>
+          <w:rFonts w:ascii="Georgia" w:hAnsi="Georgia"/>
+          <w:sz w:val="22"/>
+        </w:rPr>
+        <w:t>Ben setzte sich hin.</w:t>
+      </w:r>
+    </w:p>
+    <w:p>
+      <w:pPr>
+        <w:spacing w:before="120" w:after="120"/>
+        <w:jc w:val="center"/>
+      </w:pPr>
+      <w:r>
+        <w:rPr>
+          <w:rFonts w:ascii="Georgia" w:hAnsi="Georgia"/>
+          <w:sz w:val="22"/>
+        </w:rPr>
+        <w:t>* * *</w:t>
+      </w:r>
+    </w:p>
+    <w:p>
+      <w:pPr>
+        <w:spacing w:before="80" w:after="0"/>
+      </w:pPr>
+      <w:r>
+        <w:rPr>
+          <w:rFonts w:ascii="Georgia" w:hAnsi="Georgia"/>
+          <w:sz w:val="22"/>
+        </w:rPr>
+        <w:t>Jonas nahm die Kastanie weg und drehte den Umschlag um.</w:t>
+      </w:r>
+    </w:p>
+    <w:p>
+      <w:pPr>
+        <w:spacing w:before="80" w:after="0"/>
+      </w:pPr>
+      <w:r>
+        <w:rPr>
+          <w:rFonts w:ascii="Georgia" w:hAnsi="Georgia"/>
+          <w:sz w:val="22"/>
+        </w:rPr>
+        <w:t>Er suchte den Stempel. Er war verwischt und grau, und gegen das Licht würde man ihn vielleicht lesen können.</w:t>
+      </w:r>
+    </w:p>
+    <w:p>
+      <w:pPr>
+        <w:spacing w:before="80" w:after="0"/>
+      </w:pPr>
+      <w:r>
+        <w:rPr>
+          <w:rFonts w:ascii="Georgia" w:hAnsi="Georgia"/>
+          <w:sz w:val="22"/>
+        </w:rPr>
+        <w:t>So weit kam er nicht.</w:t>
+      </w:r>
+    </w:p>
+    <w:p>
+      <w:pPr>
+        <w:spacing w:before="80" w:after="0"/>
+      </w:pPr>
+      <w:r>
+        <w:rPr>
+          <w:rFonts w:ascii="Georgia" w:hAnsi="Georgia"/>
+          <w:sz w:val="22"/>
+        </w:rPr>
+        <w:t>Denn ganz unten in der Ecke war noch etwas.</w:t>
+      </w:r>
+    </w:p>
+    <w:p>
+      <w:pPr>
+        <w:spacing w:before="80" w:after="0"/>
+      </w:pPr>
+      <w:r>
+        <w:rPr>
+          <w:rFonts w:ascii="Georgia" w:hAnsi="Georgia"/>
+          <w:sz w:val="22"/>
+        </w:rPr>
+        <w:t>Es war so klein, dass er es fast übersehen hätte. Mit demselben krakeligen Stift gezeichnet.</w:t>
+      </w:r>
+    </w:p>
+    <w:p>
+      <w:pPr>
+        <w:spacing w:before="80" w:after="0"/>
+      </w:pPr>
+      <w:r>
+        <w:rPr>
+          <w:rFonts w:ascii="Georgia" w:hAnsi="Georgia"/>
+          <w:sz w:val="22"/>
+        </w:rPr>
+        <w:t>Drei Wellen.</w:t>
+      </w:r>
+    </w:p>
+    <w:p>
+      <w:pPr>
+        <w:spacing w:before="80" w:after="0"/>
+      </w:pPr>
+      <w:r>
+        <w:rPr>
+          <w:rFonts w:ascii="Georgia" w:hAnsi="Georgia"/>
+          <w:sz w:val="22"/>
+        </w:rPr>
+        <w:t>Und darüber ein Stern. Ein Stern mit acht Spitzen.</w:t>
+      </w:r>
+    </w:p>
+    <w:p>
+      <w:pPr>
+        <w:spacing w:before="80" w:after="0"/>
+      </w:pPr>
+      <w:r>
+        <w:rPr>
+          <w:rFonts w:ascii="Georgia" w:hAnsi="Georgia"/>
+          <w:sz w:val="22"/>
+        </w:rPr>
+        <w:t>Jonas' Finger wurden ganz langsam.</w:t>
+      </w:r>
+    </w:p>
+    <w:p>
+      <w:pPr>
+        <w:spacing w:before="80" w:after="0"/>
+      </w:pPr>
+      <w:r>
+        <w:rPr>
+          <w:rFonts w:ascii="Georgia" w:hAnsi="Georgia"/>
+          <w:sz w:val="22"/>
+        </w:rPr>
+        <w:t>Er griff in seine Hosentasche.</w:t>
+      </w:r>
+    </w:p>
+    <w:p>
+      <w:pPr>
+        <w:spacing w:before="80" w:after="0"/>
+      </w:pPr>
+      <w:r>
+        <w:rPr>
+          <w:rFonts w:ascii="Georgia" w:hAnsi="Georgia"/>
+          <w:sz w:val="22"/>
+        </w:rPr>
+        <w:t>Die Münze war immer da. Seit dem Herbst trug er sie bei sich, jeden einzelnen Tag. Er dachte kaum noch darüber nach.</w:t>
+      </w:r>
+    </w:p>
+    <w:p>
+      <w:pPr>
+        <w:spacing w:before="80" w:after="0"/>
+      </w:pPr>
+      <w:r>
+        <w:rPr>
+          <w:rFonts w:ascii="Georgia" w:hAnsi="Georgia"/>
+          <w:sz w:val="22"/>
+        </w:rPr>
+        <w:t>Er legte sie neben die Zeichnung auf das karierte Papier.</w:t>
+      </w:r>
+    </w:p>
+    <w:p>
+      <w:pPr>
+        <w:spacing w:before="80" w:after="0"/>
+      </w:pPr>
+      <w:r>
+        <w:rPr>
+          <w:rFonts w:ascii="Georgia" w:hAnsi="Georgia"/>
+          <w:sz w:val="22"/>
+        </w:rPr>
+        <w:t>Ben beugte sich vor. Seine Kappe rutschte nach hinten und fiel ins Gras. Er hob sie nicht auf.</w:t>
+      </w:r>
+    </w:p>
+    <w:p>
+      <w:pPr>
+        <w:spacing w:before="80" w:after="0"/>
+      </w:pPr>
+      <w:r>
+        <w:rPr>
+          <w:rFonts w:ascii="Georgia" w:hAnsi="Georgia"/>
+          <w:sz w:val="22"/>
+        </w:rPr>
+        <w:t>Drei Wellen. Ein Stern mit acht Spitzen.</w:t>
+      </w:r>
+    </w:p>
+    <w:p>
+      <w:pPr>
+        <w:spacing w:before="80" w:after="0"/>
+      </w:pPr>
+      <w:r>
+        <w:rPr>
+          <w:rFonts w:ascii="Georgia" w:hAnsi="Georgia"/>
+          <w:sz w:val="22"/>
+        </w:rPr>
+        <w:t>Zweimal genau dasselbe Zeichen.</w:t>
+      </w:r>
+    </w:p>
+    <w:p>
+      <w:pPr>
+        <w:spacing w:before="80" w:after="0"/>
+      </w:pPr>
+      <w:r>
+        <w:rPr>
+          <w:rFonts w:ascii="Georgia" w:hAnsi="Georgia"/>
+          <w:sz w:val="22"/>
+        </w:rPr>
+        <w:t>„Das ist kein Streich", sagte Ben.</w:t>
+      </w:r>
+    </w:p>
+    <w:p>
+      <w:pPr>
+        <w:spacing w:before="80" w:after="0"/>
+      </w:pPr>
+      <w:r>
+        <w:rPr>
+          <w:rFonts w:ascii="Georgia" w:hAnsi="Georgia"/>
+          <w:sz w:val="22"/>
+        </w:rPr>
+        <w:t>Diesmal widersprach ihm keiner.</w:t>
+      </w:r>
+    </w:p>
+    <w:p>
+      <w:pPr>
+        <w:spacing w:before="280" w:after="280"/>
+        <w:jc w:val="center"/>
+      </w:pPr>
+      <w:r>
+        <w:rPr>
+          <w:rFonts w:ascii="Georgia" w:hAnsi="Georgia"/>
+          <w:color w:val="787878"/>
+          <w:sz w:val="24"/>
+        </w:rPr>
+        <w:t>[ … ]</w:t>
       </w:r>
     </w:p>
     <w:p>
       <w:pPr>
         <w:spacing w:after="40"/>
-        <w:ind w:left="454" w:right="454"/>
         <w:jc w:val="center"/>
       </w:pPr>
       <w:r>
         <w:rPr>
           <w:rFonts w:ascii="Georgia" w:hAnsi="Georgia"/>
-          <w:sz w:val="22"/>
-        </w:rPr>
-        <w:t>In Jonas' Tasche liegt eine Münze.</w:t>
-      </w:r>
-    </w:p>
-    <w:p>
-      <w:pPr>
-        <w:spacing w:after="40"/>
-        <w:ind w:left="454" w:right="454"/>
-        <w:jc w:val="center"/>
-      </w:pPr>
-      <w:r>
-        <w:rPr>
-          <w:rFonts w:ascii="Georgia" w:hAnsi="Georgia"/>
-          <w:sz w:val="22"/>
-        </w:rPr>
-        <w:t>Drei Wellen und ein Stern, in das Metall geprägt.</w:t>
-      </w:r>
-    </w:p>
-    <w:p>
-      <w:pPr>
-        <w:spacing w:after="40"/>
-        <w:ind w:left="454" w:right="454"/>
-        <w:jc w:val="center"/>
-      </w:pPr>
-    </w:p>
-    <w:p>
-      <w:pPr>
-        <w:spacing w:after="40"/>
-        <w:ind w:left="454" w:right="454"/>
-        <w:jc w:val="center"/>
-      </w:pPr>
-      <w:r>
-        <w:rPr>
-          <w:rFonts w:ascii="Georgia" w:hAnsi="Georgia"/>
-          <w:sz w:val="22"/>
-        </w:rPr>
-        <w:t>Es ist kein Zeichen aus Eichenhain.</w:t>
-      </w:r>
-    </w:p>
-    <w:p>
-      <w:pPr>
-        <w:spacing w:after="40"/>
-        <w:ind w:left="454" w:right="454"/>
-        <w:jc w:val="center"/>
-      </w:pPr>
-      <w:r>
-        <w:rPr>
-          <w:rFonts w:ascii="Georgia" w:hAnsi="Georgia"/>
-          <w:sz w:val="22"/>
-        </w:rPr>
-        <w:t>Kein Wappen, das die Kinder kennen.</w:t>
-      </w:r>
-    </w:p>
-    <w:p>
-      <w:pPr>
-        <w:spacing w:after="40"/>
-        <w:ind w:left="454" w:right="454"/>
-        <w:jc w:val="center"/>
-      </w:pPr>
-      <w:r>
-        <w:rPr>
-          <w:rFonts w:ascii="Georgia" w:hAnsi="Georgia"/>
-          <w:sz w:val="22"/>
-        </w:rPr>
-        <w:t>Auf dem alten Pergament fehlte genau dieses Stück.</w:t>
-      </w:r>
-    </w:p>
-    <w:p>
-      <w:pPr>
-        <w:spacing w:after="40"/>
-        <w:ind w:left="454" w:right="454"/>
-        <w:jc w:val="center"/>
-      </w:pPr>
-    </w:p>
-    <w:p>
-      <w:pPr>
-        <w:spacing w:after="40"/>
-        <w:ind w:left="454" w:right="454"/>
-        <w:jc w:val="center"/>
-      </w:pPr>
-      <w:r>
-        <w:rPr>
-          <w:rFonts w:ascii="Georgia" w:hAnsi="Georgia"/>
-          <w:sz w:val="22"/>
-        </w:rPr>
-        <w:t>Die vier Familien kamen von irgendwoher.</w:t>
-      </w:r>
-    </w:p>
-    <w:p>
-      <w:pPr>
-        <w:spacing w:after="40"/>
-        <w:ind w:left="454" w:right="454"/>
-        <w:jc w:val="center"/>
-      </w:pPr>
-      <w:r>
-        <w:rPr>
-          <w:rFonts w:ascii="Georgia" w:hAnsi="Georgia"/>
-          <w:sz w:val="22"/>
-        </w:rPr>
-        <w:t>Von weit her. Aus einem Ort, den niemand mehr nennt.</w:t>
-      </w:r>
-    </w:p>
-    <w:p>
-      <w:pPr>
-        <w:spacing w:after="40"/>
-        <w:ind w:left="454" w:right="454"/>
-        <w:jc w:val="center"/>
-      </w:pPr>
-    </w:p>
-    <w:p>
-      <w:pPr>
-        <w:spacing w:after="40"/>
-        <w:ind w:left="454" w:right="454"/>
-        <w:jc w:val="center"/>
-      </w:pPr>
-      <w:r>
-        <w:rPr>
-          <w:rFonts w:ascii="Georgia" w:hAnsi="Georgia"/>
-          <w:sz w:val="22"/>
-        </w:rPr>
-        <w:t>Und das Zeichen zeigt nach draußen.</w:t>
-      </w:r>
-    </w:p>
-    <w:p>
-      <w:pPr>
-        <w:spacing w:after="40"/>
-        <w:ind w:left="454" w:right="454"/>
-        <w:jc w:val="center"/>
-      </w:pPr>
-      <w:r>
-        <w:rPr>
-          <w:rFonts w:ascii="Georgia" w:hAnsi="Georgia"/>
-          <w:sz w:val="22"/>
-        </w:rPr>
-        <w:t>Weit hinter die Hügel.</w:t>
-      </w:r>
-    </w:p>
-    <w:p>
-      <w:pPr>
-        <w:spacing w:after="40"/>
-        <w:ind w:left="454" w:right="454"/>
-        <w:jc w:val="center"/>
-      </w:pPr>
-      <w:r>
-        <w:rPr>
-          <w:rFonts w:ascii="Georgia" w:hAnsi="Georgia"/>
-          <w:sz w:val="22"/>
-        </w:rPr>
-        <w:t>Dorthin, wo Jonas, Mila und Ben noch nie gewesen sind.</w:t>
-      </w:r>
-    </w:p>
-    <w:p>
-      <w:pPr>
-        <w:spacing w:after="40"/>
-        <w:ind w:left="454" w:right="454"/>
-        <w:jc w:val="center"/>
-      </w:pPr>
-    </w:p>
-    <w:p>
-      <w:pPr>
-        <w:spacing w:after="40"/>
-        <w:ind w:left="454" w:right="454"/>
-        <w:jc w:val="center"/>
-      </w:pPr>
-      <w:r>
-        <w:rPr>
-          <w:rFonts w:ascii="Georgia" w:hAnsi="Georgia"/>
-          <w:sz w:val="22"/>
-        </w:rPr>
-        <w:t>Manche Geschichten enden nicht.</w:t>
-      </w:r>
-    </w:p>
-    <w:p>
-      <w:pPr>
-        <w:spacing w:after="40"/>
-        <w:ind w:left="454" w:right="454"/>
-        <w:jc w:val="center"/>
-      </w:pPr>
-      <w:r>
-        <w:rPr>
-          <w:rFonts w:ascii="Georgia" w:hAnsi="Georgia"/>
-          <w:sz w:val="22"/>
-        </w:rPr>
-        <w:t>Sie warten nur auf jemanden,</w:t>
-      </w:r>
-    </w:p>
-    <w:p>
-      <w:pPr>
-        <w:spacing w:after="40"/>
-        <w:ind w:left="454" w:right="454"/>
-        <w:jc w:val="center"/>
-      </w:pPr>
-      <w:r>
-        <w:rPr>
-          <w:rFonts w:ascii="Georgia" w:hAnsi="Georgia"/>
-          <w:sz w:val="22"/>
-        </w:rPr>
-        <w:t>der mutig genug ist, die nächste Seite umzublättern.</w:t>
-      </w:r>
-    </w:p>
-    <w:p/>
-    <w:p>
-      <w:pPr>
-        <w:spacing w:before="120" w:after="280"/>
-        <w:jc w:val="center"/>
-      </w:pPr>
-      <w:r>
-        <w:rPr>
-          <w:rFonts w:ascii="Georgia" w:hAnsi="Georgia"/>
-          <w:sz w:val="22"/>
-        </w:rPr>
-        <w:t>* * *</w:t>
-      </w:r>
-    </w:p>
-    <w:p>
-      <w:pPr>
-        <w:spacing w:after="320"/>
-        <w:jc w:val="center"/>
-      </w:pPr>
-      <w:r>
-        <w:rPr>
-          <w:rFonts w:ascii="Georgia" w:hAnsi="Georgia"/>
           <w:i/>
           <w:sz w:val="22"/>
         </w:rPr>
-        <w:t>Woher kamen die vier Familien wirklich?</w:t>
-        <w:br/>
-        <w:t>Was bedeutet das fremde Zeichen?</w:t>
-        <w:br/>
-        <w:t>Und was wartet weit hinter den Hügeln?</w:t>
-      </w:r>
-    </w:p>
-    <w:p>
-      <w:pPr>
-        <w:spacing w:after="80"/>
+        <w:t>Wie es weitergeht, liest du in</w:t>
+      </w:r>
+    </w:p>
+    <w:p>
+      <w:pPr>
+        <w:spacing w:line="240" w:lineRule="auto" w:after="80"/>
         <w:jc w:val="center"/>
       </w:pPr>
       <w:r>
@@ -23868,7 +25054,7 @@
           <w:b/>
           <w:sz w:val="26"/>
         </w:rPr>
-        <w:t>Die Herrenhaus-Detektive, Band 4</w:t>
+        <w:t>Das versunkene Dorf</w:t>
       </w:r>
     </w:p>
     <w:p>
@@ -23878,10 +25064,9 @@
       <w:r>
         <w:rPr>
           <w:rFonts w:ascii="Georgia" w:hAnsi="Georgia"/>
-          <w:b/>
-          <w:sz w:val="24"/>
-        </w:rPr>
-        <w:t>Erscheint bald!</w:t>
+          <w:sz w:val="22"/>
+        </w:rPr>
+        <w:t>Das vierte große Abenteuer der Herrenhaus-Detektive.</w:t>
       </w:r>
     </w:p>
     <w:p>
@@ -24536,7 +25721,7 @@
       <w:keepNext/>
       <w:keepLines/>
       <w:pageBreakBefore w:val="0"/>
-      <w:spacing w:before="0" w:after="200"/>
+      <w:spacing w:before="0" w:after="440"/>
       <w:jc w:val="center"/>
       <w:outlineLvl w:val="0"/>
     </w:pPr>
@@ -24545,7 +25730,7 @@
       <w:b/>
       <w:bCs/>
       <w:color w:val="000000"/>
-      <w:sz w:val="28"/>
+      <w:sz w:val="34"/>
       <w:szCs w:val="28"/>
     </w:rPr>
   </w:style>
@@ -24561,7 +25746,7 @@
     <w:pPr>
       <w:keepNext/>
       <w:keepLines/>
-      <w:spacing w:before="0" w:after="40"/>
+      <w:spacing w:before="0" w:after="280"/>
       <w:jc w:val="center"/>
       <w:outlineLvl w:val="1"/>
     </w:pPr>
@@ -24569,7 +25754,7 @@
       <w:rFonts w:asciiTheme="majorHAnsi" w:eastAsiaTheme="majorEastAsia" w:hAnsiTheme="majorHAnsi" w:cstheme="majorBidi" w:ascii="Georgia" w:hAnsi="Georgia"/>
       <w:b w:val="0"/>
       <w:bCs/>
-      <w:color w:val="646464"/>
+      <w:color w:val="5A5A5A"/>
       <w:sz w:val="22"/>
       <w:szCs w:val="26"/>
     </w:rPr>

--- a/Band_3/Linear/Manuskript.docx
+++ b/Band_3/Linear/Manuskript.docx
@@ -619,14 +619,14 @@
       </w:r>
     </w:p>
     <w:p>
-      <w:bookmarkStart w:id="93156" w:name="kapitel_1"/>
+      <w:bookmarkStart w:id="9427" w:name="kapitel_1"/>
       <w:pPr>
         <w:pStyle w:val="Heading1"/>
       </w:pPr>
       <w:r>
         <w:t>Das zweite X</w:t>
       </w:r>
-      <w:bookmarkEnd w:id="93156"/>
+      <w:bookmarkEnd w:id="9427"/>
     </w:p>
     <w:p>
       <w:pPr>
@@ -1944,14 +1944,14 @@
       </w:r>
     </w:p>
     <w:p>
-      <w:bookmarkStart w:id="65955" w:name="kapitel_2"/>
+      <w:bookmarkStart w:id="15571" w:name="kapitel_2"/>
       <w:pPr>
         <w:pStyle w:val="Heading1"/>
       </w:pPr>
       <w:r>
         <w:t>Der Mann mit der Axt</w:t>
       </w:r>
-      <w:bookmarkEnd w:id="65955"/>
+      <w:bookmarkEnd w:id="15571"/>
     </w:p>
     <w:p>
       <w:pPr>
@@ -3189,14 +3189,14 @@
       </w:r>
     </w:p>
     <w:p>
-      <w:bookmarkStart w:id="18443" w:name="kapitel_3"/>
+      <w:bookmarkStart w:id="79840" w:name="kapitel_3"/>
       <w:pPr>
         <w:pStyle w:val="Heading1"/>
       </w:pPr>
       <w:r>
         <w:t>Risse im Pflaster</w:t>
       </w:r>
-      <w:bookmarkEnd w:id="18443"/>
+      <w:bookmarkEnd w:id="79840"/>
     </w:p>
     <w:p>
       <w:pPr>
@@ -4692,14 +4692,14 @@
       </w:r>
     </w:p>
     <w:p>
-      <w:bookmarkStart w:id="8342" w:name="kapitel_4"/>
+      <w:bookmarkStart w:id="68218" w:name="kapitel_4"/>
       <w:pPr>
         <w:pStyle w:val="Heading1"/>
       </w:pPr>
       <w:r>
         <w:t>Der Brief von Winter</w:t>
       </w:r>
-      <w:bookmarkEnd w:id="8342"/>
+      <w:bookmarkEnd w:id="68218"/>
     </w:p>
     <w:p>
       <w:pPr>
@@ -6135,14 +6135,14 @@
       </w:r>
     </w:p>
     <w:p>
-      <w:bookmarkStart w:id="47519" w:name="kapitel_5"/>
+      <w:bookmarkStart w:id="42728" w:name="kapitel_5"/>
       <w:pPr>
         <w:pStyle w:val="Heading1"/>
       </w:pPr>
       <w:r>
         <w:t>Die verschwundene Linie</w:t>
       </w:r>
-      <w:bookmarkEnd w:id="47519"/>
+      <w:bookmarkEnd w:id="42728"/>
     </w:p>
     <w:p>
       <w:pPr>
@@ -7241,14 +7241,14 @@
       </w:r>
     </w:p>
     <w:p>
-      <w:bookmarkStart w:id="71177" w:name="kapitel_6"/>
+      <w:bookmarkStart w:id="14271" w:name="kapitel_6"/>
       <w:pPr>
         <w:pStyle w:val="Heading1"/>
       </w:pPr>
       <w:r>
         <w:t>Der Förster</w:t>
       </w:r>
-      <w:bookmarkEnd w:id="71177"/>
+      <w:bookmarkEnd w:id="14271"/>
     </w:p>
     <w:p>
       <w:pPr>
@@ -8560,14 +8560,14 @@
       </w:r>
     </w:p>
     <w:p>
-      <w:bookmarkStart w:id="71661" w:name="kapitel_7"/>
+      <w:bookmarkStart w:id="78807" w:name="kapitel_7"/>
       <w:pPr>
         <w:pStyle w:val="Heading1"/>
       </w:pPr>
       <w:r>
         <w:t>Hohler Boden</w:t>
       </w:r>
-      <w:bookmarkEnd w:id="71661"/>
+      <w:bookmarkEnd w:id="78807"/>
     </w:p>
     <w:p>
       <w:pPr>
@@ -9796,14 +9796,14 @@
       </w:r>
     </w:p>
     <w:p>
-      <w:bookmarkStart w:id="56284" w:name="kapitel_8"/>
+      <w:bookmarkStart w:id="71508" w:name="kapitel_8"/>
       <w:pPr>
         <w:pStyle w:val="Heading1"/>
       </w:pPr>
       <w:r>
         <w:t>Das alte Wehr</w:t>
       </w:r>
-      <w:bookmarkEnd w:id="56284"/>
+      <w:bookmarkEnd w:id="71508"/>
     </w:p>
     <w:p>
       <w:pPr>
@@ -10984,14 +10984,14 @@
       </w:r>
     </w:p>
     <w:p>
-      <w:bookmarkStart w:id="9094" w:name="kapitel_9"/>
+      <w:bookmarkStart w:id="69972" w:name="kapitel_9"/>
       <w:pPr>
         <w:pStyle w:val="Heading1"/>
       </w:pPr>
       <w:r>
         <w:t>Der Weg zurück</w:t>
       </w:r>
-      <w:bookmarkEnd w:id="9094"/>
+      <w:bookmarkEnd w:id="69972"/>
     </w:p>
     <w:p>
       <w:pPr>
@@ -12268,14 +12268,14 @@
       </w:r>
     </w:p>
     <w:p>
-      <w:bookmarkStart w:id="40840" w:name="kapitel_10"/>
+      <w:bookmarkStart w:id="82310" w:name="kapitel_10"/>
       <w:pPr>
         <w:pStyle w:val="Heading1"/>
       </w:pPr>
       <w:r>
         <w:t>Zurück im Dorf</w:t>
       </w:r>
-      <w:bookmarkEnd w:id="40840"/>
+      <w:bookmarkEnd w:id="82310"/>
     </w:p>
     <w:p>
       <w:pPr>
@@ -13443,14 +13443,14 @@
       </w:r>
     </w:p>
     <w:p>
-      <w:bookmarkStart w:id="66752" w:name="kapitel_11"/>
+      <w:bookmarkStart w:id="82669" w:name="kapitel_11"/>
       <w:pPr>
         <w:pStyle w:val="Heading1"/>
       </w:pPr>
       <w:r>
         <w:t>Der erste Versuch</w:t>
       </w:r>
-      <w:bookmarkEnd w:id="66752"/>
+      <w:bookmarkEnd w:id="82669"/>
     </w:p>
     <w:p>
       <w:pPr>
@@ -14546,14 +14546,14 @@
       </w:r>
     </w:p>
     <w:p>
-      <w:bookmarkStart w:id="45279" w:name="kapitel_12"/>
+      <w:bookmarkStart w:id="69960" w:name="kapitel_12"/>
       <w:pPr>
         <w:pStyle w:val="Heading1"/>
       </w:pPr>
       <w:r>
         <w:t>Jetzt regnet es</w:t>
       </w:r>
-      <w:bookmarkEnd w:id="45279"/>
+      <w:bookmarkEnd w:id="69960"/>
     </w:p>
     <w:p>
       <w:pPr>
@@ -15506,14 +15506,14 @@
       </w:r>
     </w:p>
     <w:p>
-      <w:bookmarkStart w:id="16512" w:name="kapitel_13"/>
+      <w:bookmarkStart w:id="45303" w:name="kapitel_13"/>
       <w:pPr>
         <w:pStyle w:val="Heading1"/>
       </w:pPr>
       <w:r>
         <w:t>Bens Idee am Wehr</w:t>
       </w:r>
-      <w:bookmarkEnd w:id="16512"/>
+      <w:bookmarkEnd w:id="45303"/>
     </w:p>
     <w:p>
       <w:pPr>
@@ -16538,14 +16538,14 @@
       </w:r>
     </w:p>
     <w:p>
-      <w:bookmarkStart w:id="3683" w:name="kapitel_14"/>
+      <w:bookmarkStart w:id="32789" w:name="kapitel_14"/>
       <w:pPr>
         <w:pStyle w:val="Heading1"/>
       </w:pPr>
       <w:r>
         <w:t>Vier Hände</w:t>
       </w:r>
-      <w:bookmarkEnd w:id="3683"/>
+      <w:bookmarkEnd w:id="32789"/>
     </w:p>
     <w:p>
       <w:pPr>
@@ -17666,14 +17666,14 @@
       </w:r>
     </w:p>
     <w:p>
-      <w:bookmarkStart w:id="92934" w:name="kapitel_15"/>
+      <w:bookmarkStart w:id="43852" w:name="kapitel_15"/>
       <w:pPr>
         <w:pStyle w:val="Heading1"/>
       </w:pPr>
       <w:r>
         <w:t>Heinrich Winter</w:t>
       </w:r>
-      <w:bookmarkEnd w:id="92934"/>
+      <w:bookmarkEnd w:id="43852"/>
     </w:p>
     <w:p>
       <w:pPr>
@@ -18892,14 +18892,14 @@
       </w:r>
     </w:p>
     <w:p>
-      <w:bookmarkStart w:id="26419" w:name="kapitel_16"/>
+      <w:bookmarkStart w:id="91140" w:name="kapitel_16"/>
       <w:pPr>
         <w:pStyle w:val="Heading1"/>
       </w:pPr>
       <w:r>
         <w:t>Das letzte Zittern</w:t>
       </w:r>
-      <w:bookmarkEnd w:id="26419"/>
+      <w:bookmarkEnd w:id="91140"/>
     </w:p>
     <w:p>
       <w:pPr>
@@ -20056,14 +20056,14 @@
       </w:r>
     </w:p>
     <w:p>
-      <w:bookmarkStart w:id="60638" w:name="kapitel_17"/>
+      <w:bookmarkStart w:id="69844" w:name="kapitel_17"/>
       <w:pPr>
         <w:pStyle w:val="Heading1"/>
       </w:pPr>
       <w:r>
         <w:t>Das Dorf atmet auf</w:t>
       </w:r>
-      <w:bookmarkEnd w:id="60638"/>
+      <w:bookmarkEnd w:id="69844"/>
     </w:p>
     <w:p>
       <w:pPr>
@@ -21245,14 +21245,14 @@
       </w:r>
     </w:p>
     <w:p>
-      <w:bookmarkStart w:id="55211" w:name="kapitel_18"/>
+      <w:bookmarkStart w:id="51591" w:name="kapitel_18"/>
       <w:pPr>
         <w:pStyle w:val="Heading1"/>
       </w:pPr>
       <w:r>
         <w:t>Der Förster und der Wald</w:t>
       </w:r>
-      <w:bookmarkEnd w:id="55211"/>
+      <w:bookmarkEnd w:id="51591"/>
     </w:p>
     <w:p>
       <w:pPr>
@@ -22361,14 +22361,14 @@
       </w:r>
     </w:p>
     <w:p>
-      <w:bookmarkStart w:id="63457" w:name="kapitel_19"/>
+      <w:bookmarkStart w:id="2897" w:name="kapitel_19"/>
       <w:pPr>
         <w:pStyle w:val="Heading1"/>
       </w:pPr>
       <w:r>
         <w:t>Der Anfang von etwas Größerem</w:t>
       </w:r>
-      <w:bookmarkEnd w:id="63457"/>
+      <w:bookmarkEnd w:id="2897"/>
     </w:p>
     <w:p>
       <w:pPr>
@@ -23623,6 +23623,60 @@
           <w:sz w:val="22"/>
         </w:rPr>
         <w:t>Einfach den Code scannen und eine Bewertung dalassen:</w:t>
+      </w:r>
+    </w:p>
+    <w:p>
+      <w:pPr>
+        <w:spacing w:line="240" w:lineRule="auto" w:before="120" w:after="120"/>
+        <w:jc w:val="center"/>
+      </w:pPr>
+      <w:r>
+        <w:drawing>
+          <wp:inline xmlns:a="http://schemas.openxmlformats.org/drawingml/2006/main" xmlns:pic="http://schemas.openxmlformats.org/drawingml/2006/picture">
+            <wp:extent cx="1371600" cy="1371600"/>
+            <wp:docPr id="1" name="Picture 1"/>
+            <wp:cNvGraphicFramePr>
+              <a:graphicFrameLocks noChangeAspect="1"/>
+            </wp:cNvGraphicFramePr>
+            <a:graphic>
+              <a:graphicData uri="http://schemas.openxmlformats.org/drawingml/2006/picture">
+                <pic:pic>
+                  <pic:nvPicPr>
+                    <pic:cNvPr id="0" name="qr_rezension_band3.png"/>
+                    <pic:cNvPicPr/>
+                  </pic:nvPicPr>
+                  <pic:blipFill>
+                    <a:blip r:embed="rId9"/>
+                    <a:stretch>
+                      <a:fillRect/>
+                    </a:stretch>
+                  </pic:blipFill>
+                  <pic:spPr>
+                    <a:xfrm>
+                      <a:off x="0" y="0"/>
+                      <a:ext cx="1371600" cy="1371600"/>
+                    </a:xfrm>
+                    <a:prstGeom prst="rect"/>
+                  </pic:spPr>
+                </pic:pic>
+              </a:graphicData>
+            </a:graphic>
+          </wp:inline>
+        </w:drawing>
+      </w:r>
+    </w:p>
+    <w:p>
+      <w:pPr>
+        <w:spacing w:after="200"/>
+        <w:jc w:val="center"/>
+      </w:pPr>
+      <w:r>
+        <w:rPr>
+          <w:rFonts w:ascii="Georgia" w:hAnsi="Georgia"/>
+          <w:i/>
+          <w:sz w:val="18"/>
+        </w:rPr>
+        <w:t>(Handykamera auf den Code halten – der Link öffnet sich von selbst.)</w:t>
       </w:r>
     </w:p>
     <w:p/>
